--- a/data/outputs/v2/Biology/SS1.1_Cell_Structure/Biology_Cell_Structure_FinalExplanation.docx
+++ b/data/outputs/v2/Biology/SS1.1_Cell_Structure/Biology_Cell_Structure_FinalExplanation.docx
@@ -38,6 +38,177 @@
           <w:szCs w:val="22"/>
         </w:rPr>
         <w:t xml:space="preserve">Student Assessment Document</w:t>
+      </w:r>
+    </w:p>
+    <w:p>
+      <w:pPr>
+        <w:spacing w:after="80" w:before="120"/>
+      </w:pPr>
+      <w:r>
+        <w:rPr>
+          <w:rFonts w:ascii="Arial" w:cs="Arial" w:eastAsia="Arial" w:hAnsi="Arial"/>
+          <w:b/>
+          <w:bCs/>
+          <w:color w:val="1F3864"/>
+          <w:sz w:val="20"/>
+          <w:szCs w:val="20"/>
+        </w:rPr>
+        <w:t xml:space="preserve">ATTRIBUTION AND LICENSING</w:t>
+      </w:r>
+    </w:p>
+    <w:p>
+      <w:pPr>
+        <w:spacing w:after="60" w:before="0"/>
+      </w:pPr>
+      <w:r>
+        <w:rPr>
+          <w:rFonts w:ascii="Arial" w:cs="Arial" w:eastAsia="Arial" w:hAnsi="Arial"/>
+          <w:b/>
+          <w:bCs/>
+          <w:sz w:val="17"/>
+          <w:szCs w:val="17"/>
+        </w:rPr>
+        <w:t xml:space="preserve">Curriculum Alignment: </w:t>
+      </w:r>
+      <w:r>
+        <w:rPr>
+          <w:rFonts w:ascii="Arial" w:cs="Arial" w:eastAsia="Arial" w:hAnsi="Arial"/>
+          <w:sz w:val="17"/>
+          <w:szCs w:val="17"/>
+        </w:rPr>
+        <w:t xml:space="preserve">Structured in pedagogical alignment with the competence-based curriculum format and learning outcomes established by the Kenya Institute of Curriculum Development (KICD). This material is independently developed and is not officially endorsed or published by KICD.</w:t>
+      </w:r>
+    </w:p>
+    <w:p>
+      <w:pPr>
+        <w:spacing w:after="60" w:before="0"/>
+      </w:pPr>
+      <w:r>
+        <w:rPr>
+          <w:rFonts w:ascii="Arial" w:cs="Arial" w:eastAsia="Arial" w:hAnsi="Arial"/>
+          <w:b/>
+          <w:bCs/>
+          <w:sz w:val="17"/>
+          <w:szCs w:val="17"/>
+        </w:rPr>
+        <w:t xml:space="preserve">Content &amp; Pedagogy: </w:t>
+      </w:r>
+      <w:r>
+        <w:rPr>
+          <w:rFonts w:ascii="Arial" w:cs="Arial" w:eastAsia="Arial" w:hAnsi="Arial"/>
+          <w:sz w:val="17"/>
+          <w:szCs w:val="17"/>
+        </w:rPr>
+        <w:t xml:space="preserve">Developed and adapted by the educator team at SeaVuria (registered 501(c)(3) in the United States and registered NGO in Kenya, No. 872-850A-BF11), who designed the pedagogical framework, lesson templates and exemplar lessons on which this material is based.</w:t>
+      </w:r>
+    </w:p>
+    <w:p>
+      <w:pPr>
+        <w:spacing w:after="60" w:before="0"/>
+      </w:pPr>
+      <w:r>
+        <w:rPr>
+          <w:rFonts w:ascii="Arial" w:cs="Arial" w:eastAsia="Arial" w:hAnsi="Arial"/>
+          <w:b/>
+          <w:bCs/>
+          <w:sz w:val="17"/>
+          <w:szCs w:val="17"/>
+        </w:rPr>
+        <w:t xml:space="preserve">Production &amp; Layout: </w:t>
+      </w:r>
+      <w:r>
+        <w:rPr>
+          <w:rFonts w:ascii="Arial" w:cs="Arial" w:eastAsia="Arial" w:hAnsi="Arial"/>
+          <w:sz w:val="17"/>
+          <w:szCs w:val="17"/>
+        </w:rPr>
+        <w:t xml:space="preserve">Educational design and curriculum sequencing by SeaVuria. Technical layout, structural formatting, and digital optimization/implementation executed in partnership with ARES Education (registered 501(c)(3) in the United States and Canada (as Afretech Aid) and registered NGO in Kenya), with lesson drafting and compilation assisted by AI (Claude, Anthropic).</w:t>
+      </w:r>
+    </w:p>
+    <w:p>
+      <w:pPr>
+        <w:pBdr>
+          <w:bottom w:val="single" w:color="1F3864" w:sz="6" w:space="6"/>
+        </w:pBdr>
+        <w:spacing w:after="60" w:before="0"/>
+      </w:pPr>
+      <w:r>
+        <w:rPr>
+          <w:rFonts w:ascii="Arial" w:cs="Arial" w:eastAsia="Arial" w:hAnsi="Arial"/>
+          <w:b/>
+          <w:bCs/>
+          <w:sz w:val="17"/>
+          <w:szCs w:val="17"/>
+        </w:rPr>
+        <w:t xml:space="preserve">Licensing &amp; Copyright: </w:t>
+      </w:r>
+      <w:r>
+        <w:rPr>
+          <w:rFonts w:ascii="Arial" w:cs="Arial" w:eastAsia="Arial" w:hAnsi="Arial"/>
+          <w:sz w:val="17"/>
+          <w:szCs w:val="17"/>
+        </w:rPr>
+        <w:t xml:space="preserve">© 2026 SeaVuria and ARES. This work is licensed under a </w:t>
+      </w:r>
+      <w:hyperlink w:history="1" r:id="rIdyjjcqudyh6zqmy3axii6-">
+        <w:r>
+          <w:rPr>
+            <w:rFonts w:ascii="Arial" w:cs="Arial" w:eastAsia="Arial" w:hAnsi="Arial"/>
+            <w:color w:val="1F6B75"/>
+            <w:sz w:val="17"/>
+            <w:szCs w:val="17"/>
+            <w:u w:val="single" w:color="1F6B75"/>
+          </w:rPr>
+          <w:t xml:space="preserve">Creative Commons Attribution-NonCommercial 4.0 International License</w:t>
+        </w:r>
+      </w:hyperlink>
+      <w:r>
+        <w:rPr>
+          <w:rFonts w:ascii="Arial" w:cs="Arial" w:eastAsia="Arial" w:hAnsi="Arial"/>
+          <w:sz w:val="17"/>
+          <w:szCs w:val="17"/>
+        </w:rPr>
+        <w:t xml:space="preserve"> (</w:t>
+      </w:r>
+      <w:hyperlink w:history="1" r:id="rId0lb-urqoi3yihafnpphsa">
+        <w:r>
+          <w:rPr>
+            <w:rFonts w:ascii="Arial" w:cs="Arial" w:eastAsia="Arial" w:hAnsi="Arial"/>
+            <w:color w:val="1F6B75"/>
+            <w:sz w:val="17"/>
+            <w:szCs w:val="17"/>
+            <w:u w:val="single" w:color="1F6B75"/>
+          </w:rPr>
+          <w:t xml:space="preserve">CC BY-NC 4.0</w:t>
+        </w:r>
+      </w:hyperlink>
+      <w:r>
+        <w:rPr>
+          <w:rFonts w:ascii="Arial" w:cs="Arial" w:eastAsia="Arial" w:hAnsi="Arial"/>
+          <w:sz w:val="17"/>
+          <w:szCs w:val="17"/>
+        </w:rPr>
+        <w:t xml:space="preserve">). To view a copy of this license, visit </w:t>
+      </w:r>
+      <w:hyperlink w:history="1" r:id="rId2iyxip4rctjxfjqqlh5tj">
+        <w:r>
+          <w:rPr>
+            <w:rFonts w:ascii="Arial" w:cs="Arial" w:eastAsia="Arial" w:hAnsi="Arial"/>
+            <w:color w:val="1F6B75"/>
+            <w:sz w:val="17"/>
+            <w:szCs w:val="17"/>
+            <w:u w:val="single" w:color="1F6B75"/>
+          </w:rPr>
+          <w:t xml:space="preserve">https://creativecommons.org/licenses/by-nc/4.0/</w:t>
+        </w:r>
+      </w:hyperlink>
+      <w:r>
+        <w:rPr>
+          <w:rFonts w:ascii="Arial" w:cs="Arial" w:eastAsia="Arial" w:hAnsi="Arial"/>
+          <w:sz w:val="17"/>
+          <w:szCs w:val="17"/>
+        </w:rPr>
+        <w:t xml:space="preserve">. You are free to copy, redistribute, and adapt this material in any medium or format, provided appropriate credit is given and the material is not used for commercial purposes. KICD learning outcomes and curriculum designations reproduced here for alignment purposes remain the property of KICD and are not covered by this license. Linked external resources (e.g. CK-12, Khan Academy, PhET) are subject to their own licenses.</w:t>
       </w:r>
     </w:p>
     <w:p>

--- a/data/outputs/v2/Biology/SS1.1_Cell_Structure/Biology_Cell_Structure_FinalExplanation.docx
+++ b/data/outputs/v2/Biology/SS1.1_Cell_Structure/Biology_Cell_Structure_FinalExplanation.docx
@@ -95,7 +95,7 @@
                 <w:sz w:val="22"/>
                 <w:szCs w:val="22"/>
               </w:rPr>
-              <w:t xml:space="preserve">FINAL EXPLANATION: BIOLOGY GRADE 10 — SUB-STRAND 1.1: CELL STRUCTURE | FINAL EXPLANATION ASSESSMENT</w:t>
+              <w:t xml:space="preserve">FINAL EXPLANATION: BIOLOGY GRADE 10 – SUB-STRAND 1.1 CELL STRUCTURE: FINAL EXPLANATION</w:t>
             </w:r>
           </w:p>
         </w:tc>
@@ -422,338 +422,7 @@
                 <w:sz w:val="18"/>
                 <w:szCs w:val="18"/>
               </w:rPr>
-              <w:t xml:space="preserve">WHAT IS A FINAL EXPLANATION?</w:t>
-            </w:r>
-          </w:p>
-          <w:p>
-            <w:pPr>
-              <w:spacing w:after="40" w:before="0"/>
-              <w:jc w:val="left"/>
-            </w:pPr>
-            <w:r>
-              <w:rPr>
-                <w:rFonts w:ascii="Arial" w:cs="Arial" w:eastAsia="Arial" w:hAnsi="Arial"/>
-                <w:b w:val="false"/>
-                <w:bCs w:val="false"/>
-                <w:i w:val="false"/>
-                <w:iCs w:val="false"/>
-                <w:color w:val="000000"/>
-                <w:sz w:val="18"/>
-                <w:szCs w:val="18"/>
-              </w:rPr>
-              <w:t xml:space="preserve">A Final Explanation is your opportunity to answer the driving question using everything you have learned across all 12 lessons — backed by evidence from investigations, microscopy, readings, and discussions. It is not a summary of notes. It is a scientific argument: you make a claim, support it with evidence, and explain your reasoning.</w:t>
-            </w:r>
-          </w:p>
-          <w:p>
-            <w:pPr>
-              <w:spacing w:after="40" w:before="0"/>
-              <w:jc w:val="left"/>
-            </w:pPr>
-            <w:r>
-              <w:rPr>
-                <w:rFonts w:ascii="Arial" w:cs="Arial" w:eastAsia="Arial" w:hAnsi="Arial"/>
-                <w:b w:val="false"/>
-                <w:bCs w:val="false"/>
-                <w:i w:val="false"/>
-                <w:iCs w:val="false"/>
-                <w:color w:val="000000"/>
-                <w:sz w:val="18"/>
-                <w:szCs w:val="18"/>
-              </w:rPr>
-              <w:t xml:space="preserve"/>
-            </w:r>
-          </w:p>
-          <w:p>
-            <w:pPr>
-              <w:spacing w:after="40" w:before="0"/>
-              <w:jc w:val="left"/>
-            </w:pPr>
-            <w:r>
-              <w:rPr>
-                <w:rFonts w:ascii="Arial" w:cs="Arial" w:eastAsia="Arial" w:hAnsi="Arial"/>
-                <w:b w:val="false"/>
-                <w:bCs w:val="false"/>
-                <w:i w:val="false"/>
-                <w:iCs w:val="false"/>
-                <w:color w:val="000000"/>
-                <w:sz w:val="18"/>
-                <w:szCs w:val="18"/>
-              </w:rPr>
-              <w:t xml:space="preserve">DRIVING QUESTION: "Why do cells in our body look so different from each other — and how does the shape of a cell determine the job it can do?"</w:t>
-            </w:r>
-          </w:p>
-          <w:p>
-            <w:pPr>
-              <w:spacing w:after="40" w:before="0"/>
-              <w:jc w:val="left"/>
-            </w:pPr>
-            <w:r>
-              <w:rPr>
-                <w:rFonts w:ascii="Arial" w:cs="Arial" w:eastAsia="Arial" w:hAnsi="Arial"/>
-                <w:b w:val="false"/>
-                <w:bCs w:val="false"/>
-                <w:i w:val="false"/>
-                <w:iCs w:val="false"/>
-                <w:color w:val="000000"/>
-                <w:sz w:val="18"/>
-                <w:szCs w:val="18"/>
-              </w:rPr>
-              <w:t xml:space="preserve"/>
-            </w:r>
-          </w:p>
-          <w:p>
-            <w:pPr>
-              <w:spacing w:after="40" w:before="0"/>
-              <w:jc w:val="left"/>
-            </w:pPr>
-            <w:r>
-              <w:rPr>
-                <w:rFonts w:ascii="Arial" w:cs="Arial" w:eastAsia="Arial" w:hAnsi="Arial"/>
-                <w:b w:val="false"/>
-                <w:bCs w:val="false"/>
-                <w:i w:val="false"/>
-                <w:iCs w:val="false"/>
-                <w:color w:val="000000"/>
-                <w:sz w:val="18"/>
-                <w:szCs w:val="18"/>
-              </w:rPr>
-              <w:t xml:space="preserve">REMEMBER THE PHENOMENON: A Form 1 student in Nairobi cuts their finger while slicing onions. Seconds later, bleeding slows. A clot forms. Days later, new pink skin replaces the scab. This was not one process — it was many, each carried out by a completely different type of cell. Your Final Explanation must return to this phenomenon and fully explain how and why it happens at the cellular level.</w:t>
-            </w:r>
-          </w:p>
-          <w:p>
-            <w:pPr>
-              <w:spacing w:after="40" w:before="0"/>
-              <w:jc w:val="left"/>
-            </w:pPr>
-            <w:r>
-              <w:rPr>
-                <w:rFonts w:ascii="Arial" w:cs="Arial" w:eastAsia="Arial" w:hAnsi="Arial"/>
-                <w:b w:val="false"/>
-                <w:bCs w:val="false"/>
-                <w:i w:val="false"/>
-                <w:iCs w:val="false"/>
-                <w:color w:val="000000"/>
-                <w:sz w:val="18"/>
-                <w:szCs w:val="18"/>
-              </w:rPr>
-              <w:t xml:space="preserve"/>
-            </w:r>
-          </w:p>
-          <w:p>
-            <w:pPr>
-              <w:spacing w:after="40" w:before="0"/>
-              <w:jc w:val="left"/>
-            </w:pPr>
-            <w:r>
-              <w:rPr>
-                <w:rFonts w:ascii="Arial" w:cs="Arial" w:eastAsia="Arial" w:hAnsi="Arial"/>
-                <w:b w:val="false"/>
-                <w:bCs w:val="false"/>
-                <w:i w:val="false"/>
-                <w:iCs w:val="false"/>
-                <w:color w:val="000000"/>
-                <w:sz w:val="18"/>
-                <w:szCs w:val="18"/>
-              </w:rPr>
-              <w:t xml:space="preserve">HOW TO USE THIS DOCUMENT:</w:t>
-            </w:r>
-          </w:p>
-          <w:p>
-            <w:pPr>
-              <w:spacing w:after="30" w:before="0"/>
-              <w:ind w:left="360" w:hanging="180"/>
-              <w:jc w:val="left"/>
-            </w:pPr>
-            <w:r>
-              <w:rPr>
-                <w:rFonts w:ascii="Arial" w:cs="Arial" w:eastAsia="Arial" w:hAnsi="Arial"/>
-                <w:b w:val="false"/>
-                <w:bCs w:val="false"/>
-                <w:i w:val="false"/>
-                <w:iCs w:val="false"/>
-                <w:color w:val="000000"/>
-                <w:sz w:val="18"/>
-                <w:szCs w:val="18"/>
-              </w:rPr>
-              <w:t xml:space="preserve">–  Read each section prompt carefully before you write.</w:t>
-            </w:r>
-          </w:p>
-          <w:p>
-            <w:pPr>
-              <w:spacing w:after="30" w:before="0"/>
-              <w:ind w:left="360" w:hanging="180"/>
-              <w:jc w:val="left"/>
-            </w:pPr>
-            <w:r>
-              <w:rPr>
-                <w:rFonts w:ascii="Arial" w:cs="Arial" w:eastAsia="Arial" w:hAnsi="Arial"/>
-                <w:b w:val="false"/>
-                <w:bCs w:val="false"/>
-                <w:i w:val="false"/>
-                <w:iCs w:val="false"/>
-                <w:color w:val="000000"/>
-                <w:sz w:val="18"/>
-                <w:szCs w:val="18"/>
-              </w:rPr>
-              <w:t xml:space="preserve">–  Study the exemplar response — notice how it uses specific evidence, names real structures, and always connects back to the phenomenon.</w:t>
-            </w:r>
-          </w:p>
-          <w:p>
-            <w:pPr>
-              <w:spacing w:after="30" w:before="0"/>
-              <w:ind w:left="360" w:hanging="180"/>
-              <w:jc w:val="left"/>
-            </w:pPr>
-            <w:r>
-              <w:rPr>
-                <w:rFonts w:ascii="Arial" w:cs="Arial" w:eastAsia="Arial" w:hAnsi="Arial"/>
-                <w:b w:val="false"/>
-                <w:bCs w:val="false"/>
-                <w:i w:val="false"/>
-                <w:iCs w:val="false"/>
-                <w:color w:val="000000"/>
-                <w:sz w:val="18"/>
-                <w:szCs w:val="18"/>
-              </w:rPr>
-              <w:t xml:space="preserve">–  Your own response should match or exceed the depth shown in the exemplar.</w:t>
-            </w:r>
-          </w:p>
-          <w:p>
-            <w:pPr>
-              <w:spacing w:after="30" w:before="0"/>
-              <w:ind w:left="360" w:hanging="180"/>
-              <w:jc w:val="left"/>
-            </w:pPr>
-            <w:r>
-              <w:rPr>
-                <w:rFonts w:ascii="Arial" w:cs="Arial" w:eastAsia="Arial" w:hAnsi="Arial"/>
-                <w:b w:val="false"/>
-                <w:bCs w:val="false"/>
-                <w:i w:val="false"/>
-                <w:iCs w:val="false"/>
-                <w:color w:val="000000"/>
-                <w:sz w:val="18"/>
-                <w:szCs w:val="18"/>
-              </w:rPr>
-              <w:t xml:space="preserve">–  Use the rubric at the end to check your work before submitting.</w:t>
-            </w:r>
-          </w:p>
-          <w:p>
-            <w:pPr>
-              <w:spacing w:after="40" w:before="0"/>
-              <w:jc w:val="left"/>
-            </w:pPr>
-            <w:r>
-              <w:rPr>
-                <w:rFonts w:ascii="Arial" w:cs="Arial" w:eastAsia="Arial" w:hAnsi="Arial"/>
-                <w:b w:val="false"/>
-                <w:bCs w:val="false"/>
-                <w:i w:val="false"/>
-                <w:iCs w:val="false"/>
-                <w:color w:val="000000"/>
-                <w:sz w:val="18"/>
-                <w:szCs w:val="18"/>
-              </w:rPr>
-              <w:t xml:space="preserve"/>
-            </w:r>
-          </w:p>
-          <w:p>
-            <w:pPr>
-              <w:spacing w:after="40" w:before="0"/>
-              <w:jc w:val="left"/>
-            </w:pPr>
-            <w:r>
-              <w:rPr>
-                <w:rFonts w:ascii="Arial" w:cs="Arial" w:eastAsia="Arial" w:hAnsi="Arial"/>
-                <w:b w:val="false"/>
-                <w:bCs w:val="false"/>
-                <w:i w:val="false"/>
-                <w:iCs w:val="false"/>
-                <w:color w:val="000000"/>
-                <w:sz w:val="18"/>
-                <w:szCs w:val="18"/>
-              </w:rPr>
-              <w:t xml:space="preserve">WRITING TIPS:</w:t>
-            </w:r>
-          </w:p>
-          <w:p>
-            <w:pPr>
-              <w:spacing w:after="30" w:before="0"/>
-              <w:ind w:left="360" w:hanging="180"/>
-              <w:jc w:val="left"/>
-            </w:pPr>
-            <w:r>
-              <w:rPr>
-                <w:rFonts w:ascii="Arial" w:cs="Arial" w:eastAsia="Arial" w:hAnsi="Arial"/>
-                <w:b w:val="false"/>
-                <w:bCs w:val="false"/>
-                <w:i w:val="false"/>
-                <w:iCs w:val="false"/>
-                <w:color w:val="000000"/>
-                <w:sz w:val="18"/>
-                <w:szCs w:val="18"/>
-              </w:rPr>
-              <w:t xml:space="preserve">–  Write in full sentences and organised paragraphs.</w:t>
-            </w:r>
-          </w:p>
-          <w:p>
-            <w:pPr>
-              <w:spacing w:after="30" w:before="0"/>
-              <w:ind w:left="360" w:hanging="180"/>
-              <w:jc w:val="left"/>
-            </w:pPr>
-            <w:r>
-              <w:rPr>
-                <w:rFonts w:ascii="Arial" w:cs="Arial" w:eastAsia="Arial" w:hAnsi="Arial"/>
-                <w:b w:val="false"/>
-                <w:bCs w:val="false"/>
-                <w:i w:val="false"/>
-                <w:iCs w:val="false"/>
-                <w:color w:val="000000"/>
-                <w:sz w:val="18"/>
-                <w:szCs w:val="18"/>
-              </w:rPr>
-              <w:t xml:space="preserve">–  Name specific organelles, cell types, and their functions — do not be vague.</w:t>
-            </w:r>
-          </w:p>
-          <w:p>
-            <w:pPr>
-              <w:spacing w:after="30" w:before="0"/>
-              <w:ind w:left="360" w:hanging="180"/>
-              <w:jc w:val="left"/>
-            </w:pPr>
-            <w:r>
-              <w:rPr>
-                <w:rFonts w:ascii="Arial" w:cs="Arial" w:eastAsia="Arial" w:hAnsi="Arial"/>
-                <w:b w:val="false"/>
-                <w:bCs w:val="false"/>
-                <w:i w:val="false"/>
-                <w:iCs w:val="false"/>
-                <w:color w:val="000000"/>
-                <w:sz w:val="18"/>
-                <w:szCs w:val="18"/>
-              </w:rPr>
-              <w:t xml:space="preserve">–  Use connective phrases such as "This explains why…", "The evidence shows that…", "Because of this structure…", and "Returning to the phenomenon…"</w:t>
-            </w:r>
-          </w:p>
-          <w:p>
-            <w:pPr>
-              <w:spacing w:after="30" w:before="0"/>
-              <w:ind w:left="360" w:hanging="180"/>
-              <w:jc w:val="left"/>
-            </w:pPr>
-            <w:r>
-              <w:rPr>
-                <w:rFonts w:ascii="Arial" w:cs="Arial" w:eastAsia="Arial" w:hAnsi="Arial"/>
-                <w:b w:val="false"/>
-                <w:bCs w:val="false"/>
-                <w:i w:val="false"/>
-                <w:iCs w:val="false"/>
-                <w:color w:val="000000"/>
-                <w:sz w:val="18"/>
-                <w:szCs w:val="18"/>
-              </w:rPr>
-              <w:t xml:space="preserve">–  Aim for depth over length: one well-reasoned paragraph is worth more than three vague ones.</w:t>
+              <w:t xml:space="preserve">Driving question: Why do cells in our body look so different from each other, and how does the shape of a cell determine the job it can do? Use everything you learned in Lessons 1 to 12 to write a complete, evidence-based explanation of The Healing Cut: the Form 1 student in Nairobi who cut a finger while slicing onions for supper. Answer each section in the space under its prompt. Write in full sentences, use correct scientific words, and refer to evidence from our lessons (diagrams, the onion and cheek cell practicals, the specialised cell studies, the sickle-cell micrographs and the cell organisation hierarchy). Where a question asks you to make a claim, give your Claim, your Evidence and your Reasoning. Sketches and labelled diagrams are welcome.</w:t>
             </w:r>
           </w:p>
         </w:tc>
@@ -781,14 +450,12 @@
         <w:tblLayout w:type="fixed"/>
       </w:tblPr>
       <w:tblGrid>
-        <w:gridCol w:w="3000"/>
-        <w:gridCol w:w="10680"/>
+        <w:gridCol w:w="13680"/>
       </w:tblGrid>
       <w:tr>
         <w:tc>
           <w:tcPr>
             <w:tcW w:type="dxa" w:w="13680"/>
-            <w:gridSpan w:val="2"/>
             <w:shd w:fill="1F3864" w:color="auto" w:val="clear"/>
             <w:tcMar>
               <w:top w:type="dxa" w:w="60"/>
@@ -814,15 +481,15 @@
                 <w:sz w:val="22"/>
                 <w:szCs w:val="22"/>
               </w:rPr>
-              <w:t xml:space="preserve">Section 1 — The Foundation: Cells Are the Basic Unit of Life</w:t>
-            </w:r>
-          </w:p>
-        </w:tc>
-      </w:tr>
-      <w:tr>
-        <w:tc>
-          <w:tcPr>
-            <w:tcW w:type="dxa" w:w="3000"/>
+              <w:t xml:space="preserve">Section 1: Cells as the Starting Point</w:t>
+            </w:r>
+          </w:p>
+        </w:tc>
+      </w:tr>
+      <w:tr>
+        <w:tc>
+          <w:tcPr>
+            <w:tcW w:type="dxa" w:w="13680"/>
             <w:shd w:fill="D9EEF1" w:color="auto" w:val="clear"/>
             <w:tcMar>
               <w:top w:type="dxa" w:w="60"/>
@@ -848,13 +515,18 @@
                 <w:sz w:val="18"/>
                 <w:szCs w:val="18"/>
               </w:rPr>
-              <w:t xml:space="preserve">Begin your explanation by establishing what cells are and why understanding them is essential to explaining the phenomenon. Answer: What is the cell theory, and why does it matter for understanding how the cut finger heals? Who are some key scientists whose work helped us understand cells, and what did they discover?</w:t>
-            </w:r>
-          </w:p>
-        </w:tc>
-        <w:tc>
-          <w:tcPr>
-            <w:tcW w:type="dxa" w:w="10680"/>
+              <w:t xml:space="preserve">Think about the cut finger. (a) State the three tenets of cell theory and name the scientist linked to the third tenet. (b) Use cell theory to explain where the new skin cells came from as the finger healed. (c) The bacteria that might infect the cut (for example E. coli from badly prepared nyama choma) are prokaryotes, while the body cells fighting them are eukaryotes. Describe two structural differences between these two cell types.</w:t>
+            </w:r>
+          </w:p>
+        </w:tc>
+      </w:tr>
+      <w:tr>
+        <w:trPr>
+          <w:trHeight w:val="4200" w:hRule="atLeast"/>
+        </w:trPr>
+        <w:tc>
+          <w:tcPr>
+            <w:tcW w:type="dxa" w:w="13680"/>
             <w:shd w:fill="FFFFFF" w:color="auto" w:val="clear"/>
             <w:tcMar>
               <w:top w:type="dxa" w:w="60"/>
@@ -874,51 +546,13 @@
                 <w:rFonts w:ascii="Arial" w:cs="Arial" w:eastAsia="Arial" w:hAnsi="Arial"/>
                 <w:b w:val="false"/>
                 <w:bCs w:val="false"/>
-                <w:i w:val="false"/>
-                <w:iCs w:val="false"/>
-                <w:color w:val="000000"/>
-                <w:sz w:val="18"/>
-                <w:szCs w:val="18"/>
-              </w:rPr>
-              <w:t xml:space="preserve">The starting point for explaining the healing cut is the cell theory, which states three fundamental ideas: all living things are made of cells, the cell is the basic unit of life, and all cells come from pre-existing cells. This theory was built over centuries of scientific work. Robert Hooke first observed and named cells in 1665 when he examined cork under a primitive microscope. Later, Matthias Schleiden and Theodor Schwann extended this to plants and animals, and Rudolf Virchow established that cells only arise from other cells — a principle that is essential to wound healing.</w:t>
-            </w:r>
-          </w:p>
-          <w:p>
-            <w:pPr>
-              <w:spacing w:after="40" w:before="0"/>
-              <w:jc w:val="left"/>
-            </w:pPr>
-            <w:r>
-              <w:rPr>
-                <w:rFonts w:ascii="Arial" w:cs="Arial" w:eastAsia="Arial" w:hAnsi="Arial"/>
-                <w:b w:val="false"/>
-                <w:bCs w:val="false"/>
-                <w:i w:val="false"/>
-                <w:iCs w:val="false"/>
-                <w:color w:val="000000"/>
-                <w:sz w:val="18"/>
-                <w:szCs w:val="18"/>
-              </w:rPr>
-              <w:t xml:space="preserve"/>
-            </w:r>
-          </w:p>
-          <w:p>
-            <w:pPr>
-              <w:spacing w:after="40" w:before="0"/>
-              <w:jc w:val="left"/>
-            </w:pPr>
-            <w:r>
-              <w:rPr>
-                <w:rFonts w:ascii="Arial" w:cs="Arial" w:eastAsia="Arial" w:hAnsi="Arial"/>
-                <w:b w:val="false"/>
-                <w:bCs w:val="false"/>
-                <w:i w:val="false"/>
-                <w:iCs w:val="false"/>
-                <w:color w:val="000000"/>
-                <w:sz w:val="18"/>
-                <w:szCs w:val="18"/>
-              </w:rPr>
-              <w:t xml:space="preserve">Returning to the phenomenon: when the student in Nairobi cuts her finger while slicing onions, the damage is happening at the cellular level — skin cells are torn open, blood cells are released, and tissue is disrupted. Healing is only possible because the body can produce new cells to replace the damaged ones. Without the principle that cells come from pre-existing cells, there would be no way to explain how new pink skin appears days later. Every event in the healing process — clot formation, infection control, tissue rebuilding — is carried out by cells. This is why the cell theory is not just a definition to memorise, but the very foundation of the explanation.</w:t>
+                <w:i/>
+                <w:iCs/>
+                <w:color w:val="808080"/>
+                <w:sz w:val="18"/>
+                <w:szCs w:val="18"/>
+              </w:rPr>
+              <w:t xml:space="preserve">Write your answer here:</w:t>
             </w:r>
           </w:p>
         </w:tc>
@@ -946,14 +580,12 @@
         <w:tblLayout w:type="fixed"/>
       </w:tblPr>
       <w:tblGrid>
-        <w:gridCol w:w="3000"/>
-        <w:gridCol w:w="10680"/>
+        <w:gridCol w:w="13680"/>
       </w:tblGrid>
       <w:tr>
         <w:tc>
           <w:tcPr>
             <w:tcW w:type="dxa" w:w="13680"/>
-            <w:gridSpan w:val="2"/>
             <w:shd w:fill="1F3864" w:color="auto" w:val="clear"/>
             <w:tcMar>
               <w:top w:type="dxa" w:w="60"/>
@@ -979,15 +611,15 @@
                 <w:sz w:val="22"/>
                 <w:szCs w:val="22"/>
               </w:rPr>
-              <w:t xml:space="preserve">Section 2 — Inside the Cell: Organelles as a Coordinated System</w:t>
-            </w:r>
-          </w:p>
-        </w:tc>
-      </w:tr>
-      <w:tr>
-        <w:tc>
-          <w:tcPr>
-            <w:tcW w:type="dxa" w:w="3000"/>
+              <w:t xml:space="preserve">Section 2: Plant Cells and Animal Cells</w:t>
+            </w:r>
+          </w:p>
+        </w:tc>
+      </w:tr>
+      <w:tr>
+        <w:tc>
+          <w:tcPr>
+            <w:tcW w:type="dxa" w:w="13680"/>
             <w:shd w:fill="D9EEF1" w:color="auto" w:val="clear"/>
             <w:tcMar>
               <w:top w:type="dxa" w:w="60"/>
@@ -1013,13 +645,18 @@
                 <w:sz w:val="18"/>
                 <w:szCs w:val="18"/>
               </w:rPr>
-              <w:t xml:space="preserve">Explain the internal structure of a cell by describing the key organelles and their functions. Then connect each organelle to the healing process. Answer: What structures did you observe through microscopy, and how do they work together as a system to allow healing to occur? Your explanation must mention at least five organelles by name.</w:t>
-            </w:r>
-          </w:p>
-        </w:tc>
-        <w:tc>
-          <w:tcPr>
-            <w:tcW w:type="dxa" w:w="10680"/>
+              <w:t xml:space="preserve">In Lessons 4 to 7 you studied plant cells and animal cells, including onion epidermal cells and your own cheek cells under the microscope. (a) Name the structures that plant cells have but animal cells lack, and the structures animal cells have that plant cells lack. (b) What did you observe in the onion cells that was NOT there in your cheek cells, and what did you see in both? (c) You did not see chloroplasts in the onion epidermal cells. Explain why this is not a mistake. (d) Explain why the lack of a cell wall in animal cells is useful for the cells that close the cut finger.</w:t>
+            </w:r>
+          </w:p>
+        </w:tc>
+      </w:tr>
+      <w:tr>
+        <w:trPr>
+          <w:trHeight w:val="4200" w:hRule="atLeast"/>
+        </w:trPr>
+        <w:tc>
+          <w:tcPr>
+            <w:tcW w:type="dxa" w:w="13680"/>
             <w:shd w:fill="FFFFFF" w:color="auto" w:val="clear"/>
             <w:tcMar>
               <w:top w:type="dxa" w:w="60"/>
@@ -1039,51 +676,13 @@
                 <w:rFonts w:ascii="Arial" w:cs="Arial" w:eastAsia="Arial" w:hAnsi="Arial"/>
                 <w:b w:val="false"/>
                 <w:bCs w:val="false"/>
-                <w:i w:val="false"/>
-                <w:iCs w:val="false"/>
-                <w:color w:val="000000"/>
-                <w:sz w:val="18"/>
-                <w:szCs w:val="18"/>
-              </w:rPr>
-              <w:t xml:space="preserve">Through microscopy investigations, we observed that cells are not simple, empty blobs — they are highly organised systems containing specialised structures called organelles, each with a specific role. The cell membrane forms the outer boundary of every animal cell, controlling which substances enter and exit; during healing, it allows chemical signals — called cytokines — to pass in, alerting the cell that damage has occurred nearby. The nucleus acts as the control centre, containing DNA that carries the instructions for producing every protein the cell needs; when healing begins, the nucleus activates specific genes that direct the cell to divide or to manufacture repair proteins. The mitochondria generate ATP, the energy currency of the cell; without a constant energy supply, no healing activity could be sustained. Ribosomes read the instructions from the nucleus and assemble proteins — including the collagen that fibroblasts deposit to rebuild skin tissue after a wound. Finally, the Golgi apparatus packages and dispatches these proteins to where they are needed, functioning like a postal sorting office inside the cell.</w:t>
-            </w:r>
-          </w:p>
-          <w:p>
-            <w:pPr>
-              <w:spacing w:after="40" w:before="0"/>
-              <w:jc w:val="left"/>
-            </w:pPr>
-            <w:r>
-              <w:rPr>
-                <w:rFonts w:ascii="Arial" w:cs="Arial" w:eastAsia="Arial" w:hAnsi="Arial"/>
-                <w:b w:val="false"/>
-                <w:bCs w:val="false"/>
-                <w:i w:val="false"/>
-                <w:iCs w:val="false"/>
-                <w:color w:val="000000"/>
-                <w:sz w:val="18"/>
-                <w:szCs w:val="18"/>
-              </w:rPr>
-              <w:t xml:space="preserve"/>
-            </w:r>
-          </w:p>
-          <w:p>
-            <w:pPr>
-              <w:spacing w:after="40" w:before="0"/>
-              <w:jc w:val="left"/>
-            </w:pPr>
-            <w:r>
-              <w:rPr>
-                <w:rFonts w:ascii="Arial" w:cs="Arial" w:eastAsia="Arial" w:hAnsi="Arial"/>
-                <w:b w:val="false"/>
-                <w:bCs w:val="false"/>
-                <w:i w:val="false"/>
-                <w:iCs w:val="false"/>
-                <w:color w:val="000000"/>
-                <w:sz w:val="18"/>
-                <w:szCs w:val="18"/>
-              </w:rPr>
-              <w:t xml:space="preserve">These organelles do not work in isolation — they form an integrated system. When a fibroblast near the wound in Nairobi needs to produce collagen, the nucleus issues the instruction, ribosomes build the protein, the endoplasmic reticulum transports it, the Golgi packages it, and the cell membrane releases it into the wound site. This coordinated sequence explains why wound repair is both rapid and precise.</w:t>
+                <w:i/>
+                <w:iCs/>
+                <w:color w:val="808080"/>
+                <w:sz w:val="18"/>
+                <w:szCs w:val="18"/>
+              </w:rPr>
+              <w:t xml:space="preserve">Write your answer here:</w:t>
             </w:r>
           </w:p>
         </w:tc>
@@ -1111,14 +710,12 @@
         <w:tblLayout w:type="fixed"/>
       </w:tblPr>
       <w:tblGrid>
-        <w:gridCol w:w="3000"/>
-        <w:gridCol w:w="10680"/>
+        <w:gridCol w:w="13680"/>
       </w:tblGrid>
       <w:tr>
         <w:tc>
           <w:tcPr>
             <w:tcW w:type="dxa" w:w="13680"/>
-            <w:gridSpan w:val="2"/>
             <w:shd w:fill="1F3864" w:color="auto" w:val="clear"/>
             <w:tcMar>
               <w:top w:type="dxa" w:w="60"/>
@@ -1144,15 +741,15 @@
                 <w:sz w:val="22"/>
                 <w:szCs w:val="22"/>
               </w:rPr>
-              <w:t xml:space="preserve">Section 3 — Animal Cells vs. Plant Cells: Why Flexibility Matters for Healing</w:t>
-            </w:r>
-          </w:p>
-        </w:tc>
-      </w:tr>
-      <w:tr>
-        <w:tc>
-          <w:tcPr>
-            <w:tcW w:type="dxa" w:w="3000"/>
+              <w:t xml:space="preserve">Section 3: Specialised Cells and the Healing Cut</w:t>
+            </w:r>
+          </w:p>
+        </w:tc>
+      </w:tr>
+      <w:tr>
+        <w:tc>
+          <w:tcPr>
+            <w:tcW w:type="dxa" w:w="13680"/>
             <w:shd w:fill="D9EEF1" w:color="auto" w:val="clear"/>
             <w:tcMar>
               <w:top w:type="dxa" w:w="60"/>
@@ -1178,13 +775,18 @@
                 <w:sz w:val="18"/>
                 <w:szCs w:val="18"/>
               </w:rPr>
-              <w:t xml:space="preserve">Compare the structure of animal cells and plant cells, identifying the key structural differences. Then explain why the fact that human skin cells are animal cells — not plant cells — matters for how wounds heal. Consider what would happen if our skin cells had the same structures as the onion cells the student was cutting when she got hurt.</w:t>
-            </w:r>
-          </w:p>
-        </w:tc>
-        <w:tc>
-          <w:tcPr>
-            <w:tcW w:type="dxa" w:w="10680"/>
+              <w:t xml:space="preserve">Healing the cut involves platelets (cell fragments), neutrophils, macrophages, fibroblasts and epidermal cells. (a) Choose THREE of these. For each, describe one structural feature and explain how it suits the job it does in the healing sequence. (b) Use the sickle-cell anaemia micrographs from Lesson 8 as evidence to write a Claim, Evidence and Reasoning paragraph answering: Does the shape of a cell affect the job it can do? (c) Choose one specialised plant cell (such as a root hair cell, xylem vessel or palisade cell) and explain how its structure suits its function.</w:t>
+            </w:r>
+          </w:p>
+        </w:tc>
+      </w:tr>
+      <w:tr>
+        <w:trPr>
+          <w:trHeight w:val="4200" w:hRule="atLeast"/>
+        </w:trPr>
+        <w:tc>
+          <w:tcPr>
+            <w:tcW w:type="dxa" w:w="13680"/>
             <w:shd w:fill="FFFFFF" w:color="auto" w:val="clear"/>
             <w:tcMar>
               <w:top w:type="dxa" w:w="60"/>
@@ -1204,51 +806,13 @@
                 <w:rFonts w:ascii="Arial" w:cs="Arial" w:eastAsia="Arial" w:hAnsi="Arial"/>
                 <w:b w:val="false"/>
                 <w:bCs w:val="false"/>
-                <w:i w:val="false"/>
-                <w:iCs w:val="false"/>
-                <w:color w:val="000000"/>
-                <w:sz w:val="18"/>
-                <w:szCs w:val="18"/>
-              </w:rPr>
-              <w:t xml:space="preserve">During our comparative microscopy investigation, we examined onion epidermal cells alongside cheek cells and observed clear structural differences between plant and animal cells. Plant cells, like those in the onion the student was slicing, have a rigid cell wall made of cellulose surrounding the cell membrane, a large central vacuole that fills most of the cell's interior, and — in green plant cells — chloroplasts for photosynthesis. Animal cells have none of these structures. Instead, they are bounded only by the flexible cell membrane, contain smaller vacuoles, and rely on food consumed from outside for energy.</w:t>
-            </w:r>
-          </w:p>
-          <w:p>
-            <w:pPr>
-              <w:spacing w:after="40" w:before="0"/>
-              <w:jc w:val="left"/>
-            </w:pPr>
-            <w:r>
-              <w:rPr>
-                <w:rFonts w:ascii="Arial" w:cs="Arial" w:eastAsia="Arial" w:hAnsi="Arial"/>
-                <w:b w:val="false"/>
-                <w:bCs w:val="false"/>
-                <w:i w:val="false"/>
-                <w:iCs w:val="false"/>
-                <w:color w:val="000000"/>
-                <w:sz w:val="18"/>
-                <w:szCs w:val="18"/>
-              </w:rPr>
-              <w:t xml:space="preserve"/>
-            </w:r>
-          </w:p>
-          <w:p>
-            <w:pPr>
-              <w:spacing w:after="40" w:before="0"/>
-              <w:jc w:val="left"/>
-            </w:pPr>
-            <w:r>
-              <w:rPr>
-                <w:rFonts w:ascii="Arial" w:cs="Arial" w:eastAsia="Arial" w:hAnsi="Arial"/>
-                <w:b w:val="false"/>
-                <w:bCs w:val="false"/>
-                <w:i w:val="false"/>
-                <w:iCs w:val="false"/>
-                <w:color w:val="000000"/>
-                <w:sz w:val="18"/>
-                <w:szCs w:val="18"/>
-              </w:rPr>
-              <w:t xml:space="preserve">These differences are critical to the healing process. Because human skin cells — epithelial cells — have no rigid cell wall, they are flexible and can change shape, migrate across a wound surface, and squeeze between other cells to close a gap. After the cut on the student's finger, it is precisely this flexibility that allows new epithelial cells to migrate from the wound edges and cover the exposed tissue. If our skin cells had rigid cell walls like the onion cells being sliced, this migration would be impossible — cells would be locked in fixed positions and unable to close the wound. The absence of a cell wall in animal cells is therefore not a weakness but a critical adaptation that makes tissue repair possible. Additionally, the lack of chloroplasts means animal cells must produce energy through cellular respiration in the mitochondria — an efficient system that can rapidly scale up energy production during the high-energy demands of healing.</w:t>
+                <w:i/>
+                <w:iCs/>
+                <w:color w:val="808080"/>
+                <w:sz w:val="18"/>
+                <w:szCs w:val="18"/>
+              </w:rPr>
+              <w:t xml:space="preserve">Write your answer here:</w:t>
             </w:r>
           </w:p>
         </w:tc>
@@ -1276,14 +840,12 @@
         <w:tblLayout w:type="fixed"/>
       </w:tblPr>
       <w:tblGrid>
-        <w:gridCol w:w="3000"/>
-        <w:gridCol w:w="10680"/>
+        <w:gridCol w:w="13680"/>
       </w:tblGrid>
       <w:tr>
         <w:tc>
           <w:tcPr>
             <w:tcW w:type="dxa" w:w="13680"/>
-            <w:gridSpan w:val="2"/>
             <w:shd w:fill="1F3864" w:color="auto" w:val="clear"/>
             <w:tcMar>
               <w:top w:type="dxa" w:w="60"/>
@@ -1309,15 +871,15 @@
                 <w:sz w:val="22"/>
                 <w:szCs w:val="22"/>
               </w:rPr>
-              <w:t xml:space="preserve">Section 4 — Cell Specialisation: How Shape Determines Job</w:t>
-            </w:r>
-          </w:p>
-        </w:tc>
-      </w:tr>
-      <w:tr>
-        <w:tc>
-          <w:tcPr>
-            <w:tcW w:type="dxa" w:w="3000"/>
+              <w:t xml:space="preserve">Section 4: Same DNA, Different Cells</w:t>
+            </w:r>
+          </w:p>
+        </w:tc>
+      </w:tr>
+      <w:tr>
+        <w:tc>
+          <w:tcPr>
+            <w:tcW w:type="dxa" w:w="13680"/>
             <w:shd w:fill="D9EEF1" w:color="auto" w:val="clear"/>
             <w:tcMar>
               <w:top w:type="dxa" w:w="60"/>
@@ -1343,13 +905,18 @@
                 <w:sz w:val="18"/>
                 <w:szCs w:val="18"/>
               </w:rPr>
-              <w:t xml:space="preserve">This is the heart of your explanation. Describe at least FOUR different specialised cell types involved in healing the cut finger. For each cell: (a) describe its shape and key structural features, (b) explain how that shape directly enables its function, and (c) explain its specific role in healing the wound. Use the phrase 'structure determines function' and show what it means in practice.</w:t>
-            </w:r>
-          </w:p>
-        </w:tc>
-        <w:tc>
-          <w:tcPr>
-            <w:tcW w:type="dxa" w:w="10680"/>
+              <w:t xml:space="preserve">The puzzle that started our unit was: if all cells in one organism carry the same DNA, why do they look so different? (a) Use what you learned to answer this puzzle. (b) Use your evidence from the onion and cheek cell practicals, or the specialised cells you studied, to support your answer to (a). (c) Using the cell organisation hierarchy, explain why no single cell, such as a platelet or a fibroblast, can heal the cut alone.</w:t>
+            </w:r>
+          </w:p>
+        </w:tc>
+      </w:tr>
+      <w:tr>
+        <w:trPr>
+          <w:trHeight w:val="4200" w:hRule="atLeast"/>
+        </w:trPr>
+        <w:tc>
+          <w:tcPr>
+            <w:tcW w:type="dxa" w:w="13680"/>
             <w:shd w:fill="FFFFFF" w:color="auto" w:val="clear"/>
             <w:tcMar>
               <w:top w:type="dxa" w:w="60"/>
@@ -1369,241 +936,13 @@
                 <w:rFonts w:ascii="Arial" w:cs="Arial" w:eastAsia="Arial" w:hAnsi="Arial"/>
                 <w:b w:val="false"/>
                 <w:bCs w:val="false"/>
-                <w:i w:val="false"/>
-                <w:iCs w:val="false"/>
-                <w:color w:val="000000"/>
-                <w:sz w:val="18"/>
-                <w:szCs w:val="18"/>
-              </w:rPr>
-              <w:t xml:space="preserve">A central principle of biology is that structure determines function — the physical shape and internal organisation of a cell directly determines what job it can perform. Nowhere is this clearer than in the coordinated cellular response to a wound.</w:t>
-            </w:r>
-          </w:p>
-          <w:p>
-            <w:pPr>
-              <w:spacing w:after="40" w:before="0"/>
-              <w:jc w:val="left"/>
-            </w:pPr>
-            <w:r>
-              <w:rPr>
-                <w:rFonts w:ascii="Arial" w:cs="Arial" w:eastAsia="Arial" w:hAnsi="Arial"/>
-                <w:b w:val="false"/>
-                <w:bCs w:val="false"/>
-                <w:i w:val="false"/>
-                <w:iCs w:val="false"/>
-                <w:color w:val="000000"/>
-                <w:sz w:val="18"/>
-                <w:szCs w:val="18"/>
-              </w:rPr>
-              <w:t xml:space="preserve"/>
-            </w:r>
-          </w:p>
-          <w:p>
-            <w:pPr>
-              <w:spacing w:after="40" w:before="0"/>
-              <w:jc w:val="left"/>
-            </w:pPr>
-            <w:r>
-              <w:rPr>
-                <w:rFonts w:ascii="Arial" w:cs="Arial" w:eastAsia="Arial" w:hAnsi="Arial"/>
-                <w:b w:val="false"/>
-                <w:bCs w:val="false"/>
-                <w:i w:val="false"/>
-                <w:iCs w:val="false"/>
-                <w:color w:val="000000"/>
-                <w:sz w:val="18"/>
-                <w:szCs w:val="18"/>
-              </w:rPr>
-              <w:t xml:space="preserve">Platelets are tiny, irregular cell fragments with no nucleus. Because they have no nucleus, they take up very little space, allowing billions of them to circulate freely in the bloodstream. Their jagged, sticky surface allows them to clump together rapidly at the wound site and form a plug. Without the elongated, nucleated structure of a full cell slowing them down, platelets can aggregate within seconds — explaining why the student's bleeding slowed almost immediately after the cut.</w:t>
-            </w:r>
-          </w:p>
-          <w:p>
-            <w:pPr>
-              <w:spacing w:after="40" w:before="0"/>
-              <w:jc w:val="left"/>
-            </w:pPr>
-            <w:r>
-              <w:rPr>
-                <w:rFonts w:ascii="Arial" w:cs="Arial" w:eastAsia="Arial" w:hAnsi="Arial"/>
-                <w:b w:val="false"/>
-                <w:bCs w:val="false"/>
-                <w:i w:val="false"/>
-                <w:iCs w:val="false"/>
-                <w:color w:val="000000"/>
-                <w:sz w:val="18"/>
-                <w:szCs w:val="18"/>
-              </w:rPr>
-              <w:t xml:space="preserve"/>
-            </w:r>
-          </w:p>
-          <w:p>
-            <w:pPr>
-              <w:spacing w:after="40" w:before="0"/>
-              <w:jc w:val="left"/>
-            </w:pPr>
-            <w:r>
-              <w:rPr>
-                <w:rFonts w:ascii="Arial" w:cs="Arial" w:eastAsia="Arial" w:hAnsi="Arial"/>
-                <w:b w:val="false"/>
-                <w:bCs w:val="false"/>
-                <w:i w:val="false"/>
-                <w:iCs w:val="false"/>
-                <w:color w:val="000000"/>
-                <w:sz w:val="18"/>
-                <w:szCs w:val="18"/>
-              </w:rPr>
-              <w:t xml:space="preserve">Red blood cells (erythrocytes) are biconcave discs — curved inward on both sides — and, uniquely among human cells, they have no nucleus in their mature form. Losing the nucleus frees up space for haemoglobin, the protein that carries oxygen. The biconcave shape maximises surface area for gas exchange and allows red blood cells to bend and squeeze through the narrowest capillaries to deliver oxygen to the oxygen-hungry healing tissue.</w:t>
-            </w:r>
-          </w:p>
-          <w:p>
-            <w:pPr>
-              <w:spacing w:after="40" w:before="0"/>
-              <w:jc w:val="left"/>
-            </w:pPr>
-            <w:r>
-              <w:rPr>
-                <w:rFonts w:ascii="Arial" w:cs="Arial" w:eastAsia="Arial" w:hAnsi="Arial"/>
-                <w:b w:val="false"/>
-                <w:bCs w:val="false"/>
-                <w:i w:val="false"/>
-                <w:iCs w:val="false"/>
-                <w:color w:val="000000"/>
-                <w:sz w:val="18"/>
-                <w:szCs w:val="18"/>
-              </w:rPr>
-              <w:t xml:space="preserve"/>
-            </w:r>
-          </w:p>
-          <w:p>
-            <w:pPr>
-              <w:spacing w:after="40" w:before="0"/>
-              <w:jc w:val="left"/>
-            </w:pPr>
-            <w:r>
-              <w:rPr>
-                <w:rFonts w:ascii="Arial" w:cs="Arial" w:eastAsia="Arial" w:hAnsi="Arial"/>
-                <w:b w:val="false"/>
-                <w:bCs w:val="false"/>
-                <w:i w:val="false"/>
-                <w:iCs w:val="false"/>
-                <w:color w:val="000000"/>
-                <w:sz w:val="18"/>
-                <w:szCs w:val="18"/>
-              </w:rPr>
-              <w:t xml:space="preserve">Neutrophils and macrophages are white blood cells that can change shape dramatically. Macrophages extend long projections called pseudopodia to engulf and destroy bacteria that try to enter through the open wound. If these cells had a fixed, rigid shape, they could not surround and engulf pathogens — their shape-shifting ability is the structural basis of their function as the body's first line of cellular defence.</w:t>
-            </w:r>
-          </w:p>
-          <w:p>
-            <w:pPr>
-              <w:spacing w:after="40" w:before="0"/>
-              <w:jc w:val="left"/>
-            </w:pPr>
-            <w:r>
-              <w:rPr>
-                <w:rFonts w:ascii="Arial" w:cs="Arial" w:eastAsia="Arial" w:hAnsi="Arial"/>
-                <w:b w:val="false"/>
-                <w:bCs w:val="false"/>
-                <w:i w:val="false"/>
-                <w:iCs w:val="false"/>
-                <w:color w:val="000000"/>
-                <w:sz w:val="18"/>
-                <w:szCs w:val="18"/>
-              </w:rPr>
-              <w:t xml:space="preserve"/>
-            </w:r>
-          </w:p>
-          <w:p>
-            <w:pPr>
-              <w:spacing w:after="40" w:before="0"/>
-              <w:jc w:val="left"/>
-            </w:pPr>
-            <w:r>
-              <w:rPr>
-                <w:rFonts w:ascii="Arial" w:cs="Arial" w:eastAsia="Arial" w:hAnsi="Arial"/>
-                <w:b w:val="false"/>
-                <w:bCs w:val="false"/>
-                <w:i w:val="false"/>
-                <w:iCs w:val="false"/>
-                <w:color w:val="000000"/>
-                <w:sz w:val="18"/>
-                <w:szCs w:val="18"/>
-              </w:rPr>
-              <w:t xml:space="preserve">Fibroblasts are elongated, spindle-shaped cells rich in rough endoplasmic reticulum and ribosomes. This internal structure reflects their function: fibroblasts are protein-manufacturing machines. Their elongated shape and protein-production machinery allow them to secrete large quantities of collagen — the structural protein that forms the scaffold of new skin tissue. The pink, slightly raised scar that eventually replaces the scab is largely collagen laid down by fibroblasts.</w:t>
-            </w:r>
-          </w:p>
-          <w:p>
-            <w:pPr>
-              <w:spacing w:after="40" w:before="0"/>
-              <w:jc w:val="left"/>
-            </w:pPr>
-            <w:r>
-              <w:rPr>
-                <w:rFonts w:ascii="Arial" w:cs="Arial" w:eastAsia="Arial" w:hAnsi="Arial"/>
-                <w:b w:val="false"/>
-                <w:bCs w:val="false"/>
-                <w:i w:val="false"/>
-                <w:iCs w:val="false"/>
-                <w:color w:val="000000"/>
-                <w:sz w:val="18"/>
-                <w:szCs w:val="18"/>
-              </w:rPr>
-              <w:t xml:space="preserve"/>
-            </w:r>
-          </w:p>
-          <w:p>
-            <w:pPr>
-              <w:spacing w:after="40" w:before="0"/>
-              <w:jc w:val="left"/>
-            </w:pPr>
-            <w:r>
-              <w:rPr>
-                <w:rFonts w:ascii="Arial" w:cs="Arial" w:eastAsia="Arial" w:hAnsi="Arial"/>
-                <w:b w:val="false"/>
-                <w:bCs w:val="false"/>
-                <w:i w:val="false"/>
-                <w:iCs w:val="false"/>
-                <w:color w:val="000000"/>
-                <w:sz w:val="18"/>
-                <w:szCs w:val="18"/>
-              </w:rPr>
-              <w:t xml:space="preserve">Epidermal cells (keratinocytes) are flat and tightly interlocking, like tiles on a floor. This flattened shape allows them to pack closely together, forming a continuous, waterproof barrier — the skin. After the wound, new keratinocytes migrate from the edges, driven by chemical signals, and layer over the repaired tissue to restore this barrier. Their flat, adherent shape is perfectly suited to forming a sealed surface.</w:t>
-            </w:r>
-          </w:p>
-          <w:p>
-            <w:pPr>
-              <w:spacing w:after="40" w:before="0"/>
-              <w:jc w:val="left"/>
-            </w:pPr>
-            <w:r>
-              <w:rPr>
-                <w:rFonts w:ascii="Arial" w:cs="Arial" w:eastAsia="Arial" w:hAnsi="Arial"/>
-                <w:b w:val="false"/>
-                <w:bCs w:val="false"/>
-                <w:i w:val="false"/>
-                <w:iCs w:val="false"/>
-                <w:color w:val="000000"/>
-                <w:sz w:val="18"/>
-                <w:szCs w:val="18"/>
-              </w:rPr>
-              <w:t xml:space="preserve"/>
-            </w:r>
-          </w:p>
-          <w:p>
-            <w:pPr>
-              <w:spacing w:after="40" w:before="0"/>
-              <w:jc w:val="left"/>
-            </w:pPr>
-            <w:r>
-              <w:rPr>
-                <w:rFonts w:ascii="Arial" w:cs="Arial" w:eastAsia="Arial" w:hAnsi="Arial"/>
-                <w:b w:val="false"/>
-                <w:bCs w:val="false"/>
-                <w:i w:val="false"/>
-                <w:iCs w:val="false"/>
-                <w:color w:val="000000"/>
-                <w:sz w:val="18"/>
-                <w:szCs w:val="18"/>
-              </w:rPr>
-              <w:t xml:space="preserve">In every case, you can see that the shape of the cell is not accidental — it is the physical expression of the cell's function.</w:t>
+                <w:i/>
+                <w:iCs/>
+                <w:color w:val="808080"/>
+                <w:sz w:val="18"/>
+                <w:szCs w:val="18"/>
+              </w:rPr>
+              <w:t xml:space="preserve">Write your answer here:</w:t>
             </w:r>
           </w:p>
         </w:tc>
@@ -1631,14 +970,12 @@
         <w:tblLayout w:type="fixed"/>
       </w:tblPr>
       <w:tblGrid>
-        <w:gridCol w:w="3000"/>
-        <w:gridCol w:w="10680"/>
+        <w:gridCol w:w="13680"/>
       </w:tblGrid>
       <w:tr>
         <w:tc>
           <w:tcPr>
             <w:tcW w:type="dxa" w:w="13680"/>
-            <w:gridSpan w:val="2"/>
             <w:shd w:fill="1F3864" w:color="auto" w:val="clear"/>
             <w:tcMar>
               <w:top w:type="dxa" w:w="60"/>
@@ -1664,15 +1001,15 @@
                 <w:sz w:val="22"/>
                 <w:szCs w:val="22"/>
               </w:rPr>
-              <w:t xml:space="preserve">Section 5 — From Cells to Healing: Levels of Organisation and the Full Explanation</w:t>
-            </w:r>
-          </w:p>
-        </w:tc>
-      </w:tr>
-      <w:tr>
-        <w:tc>
-          <w:tcPr>
-            <w:tcW w:type="dxa" w:w="3000"/>
+              <w:t xml:space="preserve">Section 5: Final Explanation of The Healing Cut</w:t>
+            </w:r>
+          </w:p>
+        </w:tc>
+      </w:tr>
+      <w:tr>
+        <w:tc>
+          <w:tcPr>
+            <w:tcW w:type="dxa" w:w="13680"/>
             <w:shd w:fill="D9EEF1" w:color="auto" w:val="clear"/>
             <w:tcMar>
               <w:top w:type="dxa" w:w="60"/>
@@ -1698,13 +1035,18 @@
                 <w:sz w:val="18"/>
                 <w:szCs w:val="18"/>
               </w:rPr>
-              <w:t xml:space="preserve">Zoom out from individual cells to explain how cells organise into tissues, organs, and organ systems to carry out the complex process of healing. Then write a concluding paragraph that fully answers the driving question using all the evidence from this explanation. Your conclusion must explicitly reference the phenomenon and leave no part of the driving question unanswered.</w:t>
-            </w:r>
-          </w:p>
-        </w:tc>
-        <w:tc>
-          <w:tcPr>
-            <w:tcW w:type="dxa" w:w="10680"/>
+              <w:t xml:space="preserve">Write a complete explanation answering the driving question: Why do cells in our body look so different from each other, and how does the shape of a cell determine the job it can do? Tell the story of the cut finger in order, from the moment of the cut until the skin is closed. Name at least four cell types or cell fragments involved, describe the shape or organelle that suits each to its job, and show how they work together. Finish by saying how your thinking has changed since Lesson 1.</w:t>
+            </w:r>
+          </w:p>
+        </w:tc>
+      </w:tr>
+      <w:tr>
+        <w:trPr>
+          <w:trHeight w:val="4200" w:hRule="atLeast"/>
+        </w:trPr>
+        <w:tc>
+          <w:tcPr>
+            <w:tcW w:type="dxa" w:w="13680"/>
             <w:shd w:fill="FFFFFF" w:color="auto" w:val="clear"/>
             <w:tcMar>
               <w:top w:type="dxa" w:w="60"/>
@@ -1724,127 +1066,13 @@
                 <w:rFonts w:ascii="Arial" w:cs="Arial" w:eastAsia="Arial" w:hAnsi="Arial"/>
                 <w:b w:val="false"/>
                 <w:bCs w:val="false"/>
-                <w:i w:val="false"/>
-                <w:iCs w:val="false"/>
-                <w:color w:val="000000"/>
-                <w:sz w:val="18"/>
-                <w:szCs w:val="18"/>
-              </w:rPr>
-              <w:t xml:space="preserve">Individual specialised cells do not act alone — they organise into increasingly complex levels of biological organisation, and it is this organisation that makes a response as sophisticated as wound healing possible. Cells of the same type group together to form tissues: keratinocytes form epithelial tissue, fibroblasts and collagen fibres form connective tissue, and neurons form nervous tissue. These different tissues combine to form the skin — an organ. The skin itself is part of the integumentary system, which works alongside the circulatory system (delivering platelets, red blood cells, and white blood cells) and the immune system (coordinating the infection-fighting response). Healing a cut is therefore not the work of one cell, one tissue, or even one organ — it is a whole-organism response orchestrated across multiple levels of organisation simultaneously.</w:t>
-            </w:r>
-          </w:p>
-          <w:p>
-            <w:pPr>
-              <w:spacing w:after="40" w:before="0"/>
-              <w:jc w:val="left"/>
-            </w:pPr>
-            <w:r>
-              <w:rPr>
-                <w:rFonts w:ascii="Arial" w:cs="Arial" w:eastAsia="Arial" w:hAnsi="Arial"/>
-                <w:b w:val="false"/>
-                <w:bCs w:val="false"/>
-                <w:i w:val="false"/>
-                <w:iCs w:val="false"/>
-                <w:color w:val="000000"/>
-                <w:sz w:val="18"/>
-                <w:szCs w:val="18"/>
-              </w:rPr>
-              <w:t xml:space="preserve"/>
-            </w:r>
-          </w:p>
-          <w:p>
-            <w:pPr>
-              <w:spacing w:after="40" w:before="0"/>
-              <w:jc w:val="left"/>
-            </w:pPr>
-            <w:r>
-              <w:rPr>
-                <w:rFonts w:ascii="Arial" w:cs="Arial" w:eastAsia="Arial" w:hAnsi="Arial"/>
-                <w:b w:val="false"/>
-                <w:bCs w:val="false"/>
-                <w:i w:val="false"/>
-                <w:iCs w:val="false"/>
-                <w:color w:val="000000"/>
-                <w:sz w:val="18"/>
-                <w:szCs w:val="18"/>
-              </w:rPr>
-              <w:t xml:space="preserve">Returning now to the driving question: why do cells in our body look so different from each other, and how does the shape of a cell determine the job it can do?</w:t>
-            </w:r>
-          </w:p>
-          <w:p>
-            <w:pPr>
-              <w:spacing w:after="40" w:before="0"/>
-              <w:jc w:val="left"/>
-            </w:pPr>
-            <w:r>
-              <w:rPr>
-                <w:rFonts w:ascii="Arial" w:cs="Arial" w:eastAsia="Arial" w:hAnsi="Arial"/>
-                <w:b w:val="false"/>
-                <w:bCs w:val="false"/>
-                <w:i w:val="false"/>
-                <w:iCs w:val="false"/>
-                <w:color w:val="000000"/>
-                <w:sz w:val="18"/>
-                <w:szCs w:val="18"/>
-              </w:rPr>
-              <w:t xml:space="preserve"/>
-            </w:r>
-          </w:p>
-          <w:p>
-            <w:pPr>
-              <w:spacing w:after="40" w:before="0"/>
-              <w:jc w:val="left"/>
-            </w:pPr>
-            <w:r>
-              <w:rPr>
-                <w:rFonts w:ascii="Arial" w:cs="Arial" w:eastAsia="Arial" w:hAnsi="Arial"/>
-                <w:b w:val="false"/>
-                <w:bCs w:val="false"/>
-                <w:i w:val="false"/>
-                <w:iCs w:val="false"/>
-                <w:color w:val="000000"/>
-                <w:sz w:val="18"/>
-                <w:szCs w:val="18"/>
-              </w:rPr>
-              <w:t xml:space="preserve">The answer, supported by all the evidence gathered across this unit, is this: all cells in the human body contain the same DNA, but they activate different genes, which causes them to develop different structures — different shapes, different organelles, different surface proteins. This process, called cell specialisation, produces cells that are exquisitely fitted to specific functions. A red blood cell's disc shape and lack of nucleus maximise oxygen-carrying capacity. A macrophage's flexible, shape-shifting membrane enables it to engulf pathogens. A fibroblast's ribosome-rich interior equips it to manufacture collagen. In every case, structure is not separate from function — structure IS function.</w:t>
-            </w:r>
-          </w:p>
-          <w:p>
-            <w:pPr>
-              <w:spacing w:after="40" w:before="0"/>
-              <w:jc w:val="left"/>
-            </w:pPr>
-            <w:r>
-              <w:rPr>
-                <w:rFonts w:ascii="Arial" w:cs="Arial" w:eastAsia="Arial" w:hAnsi="Arial"/>
-                <w:b w:val="false"/>
-                <w:bCs w:val="false"/>
-                <w:i w:val="false"/>
-                <w:iCs w:val="false"/>
-                <w:color w:val="000000"/>
-                <w:sz w:val="18"/>
-                <w:szCs w:val="18"/>
-              </w:rPr>
-              <w:t xml:space="preserve"/>
-            </w:r>
-          </w:p>
-          <w:p>
-            <w:pPr>
-              <w:spacing w:after="40" w:before="0"/>
-              <w:jc w:val="left"/>
-            </w:pPr>
-            <w:r>
-              <w:rPr>
-                <w:rFonts w:ascii="Arial" w:cs="Arial" w:eastAsia="Arial" w:hAnsi="Arial"/>
-                <w:b w:val="false"/>
-                <w:bCs w:val="false"/>
-                <w:i w:val="false"/>
-                <w:iCs w:val="false"/>
-                <w:color w:val="000000"/>
-                <w:sz w:val="18"/>
-                <w:szCs w:val="18"/>
-              </w:rPr>
-              <w:t xml:space="preserve">When the student in Nairobi cut her finger while slicing onions, her body did not send one type of cell to fix the problem. It sent many — each with a different shape, each with a different job, and each performing that job because of its shape. Platelets plugged the wound, white blood cells fought infection, fibroblasts rebuilt the tissue, and keratinocytes sealed the surface. Each of these cells looks completely different under a microscope, yet all arose from the same organism, carrying the same DNA. The diversity of cell shape is not a paradox — it is the body's greatest strength. Specialisation creates efficiency, and efficiency makes healing possible.</w:t>
+                <w:i/>
+                <w:iCs/>
+                <w:color w:val="808080"/>
+                <w:sz w:val="18"/>
+                <w:szCs w:val="18"/>
+              </w:rPr>
+              <w:t xml:space="preserve">Write your answer here:</w:t>
             </w:r>
           </w:p>
         </w:tc>
@@ -2071,7 +1299,7 @@
                 <w:sz w:val="18"/>
                 <w:szCs w:val="18"/>
               </w:rPr>
-              <w:t xml:space="preserve">Cell Theory &amp; Scientific Foundation</w:t>
+              <w:t xml:space="preserve">Use of cell structure knowledge</w:t>
             </w:r>
           </w:p>
         </w:tc>
@@ -2103,7 +1331,7 @@
                 <w:sz w:val="18"/>
                 <w:szCs w:val="18"/>
               </w:rPr>
-              <w:t xml:space="preserve">Accurately states all three components of cell theory and correctly attributes key discoveries to relevant scientists (e.g., Hooke, Schleiden, Schwann, Virchow). Clearly explains why cell theory is foundational to the phenomenon, with explicit connection to new cell production during healing.</w:t>
+              <w:t xml:space="preserve">Accurately names and describes organelles and structures (cell theory, prokaryote versus eukaryote, plant versus animal cells) and links each to its function with correct scientific vocabulary.</w:t>
             </w:r>
           </w:p>
         </w:tc>
@@ -2135,7 +1363,7 @@
                 <w:sz w:val="18"/>
                 <w:szCs w:val="18"/>
               </w:rPr>
-              <w:t xml:space="preserve">States at least two components of cell theory and names at least one scientist with a correct discovery. Makes a general connection between cell theory and the healing phenomenon.</w:t>
+              <w:t xml:space="preserve">Names most structures and functions correctly, with minor errors or gaps in the comparisons.</w:t>
             </w:r>
           </w:p>
         </w:tc>
@@ -2167,7 +1395,7 @@
                 <w:sz w:val="18"/>
                 <w:szCs w:val="18"/>
               </w:rPr>
-              <w:t xml:space="preserve">Mentions cells as the basic unit of life but does not state cell theory accurately or fully. Reference to scientists is missing or incorrect. Connection to the phenomenon is weak or absent.</w:t>
+              <w:t xml:space="preserve">Names few structures, or confuses plant and animal features or prokaryotes and eukaryotes.</w:t>
             </w:r>
           </w:p>
         </w:tc>
@@ -2201,7 +1429,7 @@
                 <w:sz w:val="18"/>
                 <w:szCs w:val="18"/>
               </w:rPr>
-              <w:t xml:space="preserve">Organelle Structure &amp; Coordinated Function</w:t>
+              <w:t xml:space="preserve">Linking structure to function</w:t>
             </w:r>
           </w:p>
         </w:tc>
@@ -2233,7 +1461,7 @@
                 <w:sz w:val="18"/>
                 <w:szCs w:val="18"/>
               </w:rPr>
-              <w:t xml:space="preserve">Names and accurately describes the function of five or more organelles. Clearly explains how multiple organelles work together as an integrated system during wound healing. Uses specific language (e.g., 'the nucleus activates healing genes,' 'ribosomes synthesise collagen proteins').</w:t>
+              <w:t xml:space="preserve">For several specialised cells, clearly explains how a specific structural feature enables the job the cell does, including the sickle-cell evidence.</w:t>
             </w:r>
           </w:p>
         </w:tc>
@@ -2265,7 +1493,7 @@
                 <w:sz w:val="18"/>
                 <w:szCs w:val="18"/>
               </w:rPr>
-              <w:t xml:space="preserve">Names and describes the function of three to four organelles. Makes some connection between organelle function and healing, but the explanation of how organelles work as a system is incomplete.</w:t>
+              <w:t xml:space="preserve">Explains structure-function links for some cells but the reasoning is sometimes incomplete.</w:t>
             </w:r>
           </w:p>
         </w:tc>
@@ -2297,7 +1525,7 @@
                 <w:sz w:val="18"/>
                 <w:szCs w:val="18"/>
               </w:rPr>
-              <w:t xml:space="preserve">Names fewer than three organelles or describes their functions vaguely (e.g., 'the nucleus controls the cell'). Little or no connection is made between organelle function and the healing process.</w:t>
+              <w:t xml:space="preserve">Lists features or functions without connecting them to each other.</w:t>
             </w:r>
           </w:p>
         </w:tc>
@@ -2331,7 +1559,7 @@
                 <w:sz w:val="18"/>
                 <w:szCs w:val="18"/>
               </w:rPr>
-              <w:t xml:space="preserve">Plant vs. Animal Cell Comparison</w:t>
+              <w:t xml:space="preserve">Use of evidence and reasoning (CER)</w:t>
             </w:r>
           </w:p>
         </w:tc>
@@ -2363,7 +1591,7 @@
                 <w:sz w:val="18"/>
                 <w:szCs w:val="18"/>
               </w:rPr>
-              <w:t xml:space="preserve">Accurately identifies at least three structural differences between plant and animal cells. Provides a thorough, logically reasoned explanation of why the absence of a cell wall in animal cells enables cell migration and wound closure. Uses the onion-cutting context to anchor the comparison.</w:t>
+              <w:t xml:space="preserve">Makes clear claims supported by specific evidence from lessons (onion and cheek practicals, micrographs) and reasons logically from evidence to claim.</w:t>
             </w:r>
           </w:p>
         </w:tc>
@@ -2395,7 +1623,7 @@
                 <w:sz w:val="18"/>
                 <w:szCs w:val="18"/>
               </w:rPr>
-              <w:t xml:space="preserve">Identifies two structural differences between plant and animal cells. Explains in general terms why animal cell flexibility is important for healing, but the reasoning is not fully developed.</w:t>
+              <w:t xml:space="preserve">Gives claims with some evidence, but the reasoning is thin or one part of CER is missing.</w:t>
             </w:r>
           </w:p>
         </w:tc>
@@ -2427,7 +1655,7 @@
                 <w:sz w:val="18"/>
                 <w:szCs w:val="18"/>
               </w:rPr>
-              <w:t xml:space="preserve">Identifies one or fewer structural differences, or differences stated are inaccurate. The connection between cell structure and healing ability is missing or unclear.</w:t>
+              <w:t xml:space="preserve">Makes statements with little or no evidence from the lessons.</w:t>
             </w:r>
           </w:p>
         </w:tc>
@@ -2461,7 +1689,7 @@
                 <w:sz w:val="18"/>
                 <w:szCs w:val="18"/>
               </w:rPr>
-              <w:t xml:space="preserve">Cell Specialisation: Structure Determines Function</w:t>
+              <w:t xml:space="preserve">Explaining the healing cut and the driving question</w:t>
             </w:r>
           </w:p>
         </w:tc>
@@ -2493,7 +1721,7 @@
                 <w:sz w:val="18"/>
                 <w:szCs w:val="18"/>
               </w:rPr>
-              <w:t xml:space="preserve">Describes four or more specialised cell types involved in healing. For each, accurately links a specific structural feature (shape, organelle composition, or surface property) to a specific function, and explains the cell's precise role in healing. Uses the phrase 'structure determines function' meaningfully.</w:t>
+              <w:t xml:space="preserve">Gives a complete, correctly sequenced story of healing, naming at least four cell types or fragments, explaining same DNA with different gene expression, and the tissue-to-organism hierarchy.</w:t>
             </w:r>
           </w:p>
         </w:tc>
@@ -2525,7 +1753,7 @@
                 <w:sz w:val="18"/>
                 <w:szCs w:val="18"/>
               </w:rPr>
-              <w:t xml:space="preserve">Describes two to three specialised cell types and makes a reasonable link between structure and function for most of them. The role of each cell in healing is mentioned but may lack specificity.</w:t>
+              <w:t xml:space="preserve">Gives a mostly complete explanation, with some cell types, the sequence or the DNA and hierarchy ideas weak.</w:t>
             </w:r>
           </w:p>
         </w:tc>
@@ -2557,7 +1785,7 @@
                 <w:sz w:val="18"/>
                 <w:szCs w:val="18"/>
               </w:rPr>
-              <w:t xml:space="preserve">Describes fewer than two cell types, or the link between structure and function is absent or incorrect. The explanation reads as a list of cell types without connecting shape to job.</w:t>
+              <w:t xml:space="preserve">Gives a partial or unordered explanation that does not answer the driving question.</w:t>
             </w:r>
           </w:p>
         </w:tc>
@@ -2591,7 +1819,7 @@
                 <w:sz w:val="18"/>
                 <w:szCs w:val="18"/>
               </w:rPr>
-              <w:t xml:space="preserve">Levels of Organisation &amp; Driving Question Answer</w:t>
+              <w:t xml:space="preserve">Reflection and communication</w:t>
             </w:r>
           </w:p>
         </w:tc>
@@ -2623,7 +1851,7 @@
                 <w:sz w:val="18"/>
                 <w:szCs w:val="18"/>
               </w:rPr>
-              <w:t xml:space="preserve">Accurately describes at least four levels of biological organisation (cell → tissue → organ → organ system) with correct examples from the healing context. The concluding paragraph explicitly and fully answers both parts of the driving question using evidence from all sections. The phenomenon is directly referenced in the conclusion.</w:t>
+              <w:t xml:space="preserve">Clearly shows how thinking has changed since Lesson 1, written in organised, clear sentences with correct terms.</w:t>
             </w:r>
           </w:p>
         </w:tc>
@@ -2655,7 +1883,7 @@
                 <w:sz w:val="18"/>
                 <w:szCs w:val="18"/>
               </w:rPr>
-              <w:t xml:space="preserve">Describes two to three levels of organisation with generally correct examples. The conclusion addresses the driving question but may answer only one of its two parts, or the connection to the phenomenon is brief.</w:t>
+              <w:t xml:space="preserve">Shows some change in thinking, with generally clear writing.</w:t>
             </w:r>
           </w:p>
         </w:tc>
@@ -2687,7 +1915,7 @@
                 <w:sz w:val="18"/>
                 <w:szCs w:val="18"/>
               </w:rPr>
-              <w:t xml:space="preserve">Levels of organisation are missing or only one level is mentioned. The conclusion does not clearly answer the driving question, or the phenomenon is not referenced.</w:t>
+              <w:t xml:space="preserve">Reflection is missing or very general, and the writing is hard to follow.</w:t>
             </w:r>
           </w:p>
         </w:tc>
@@ -2811,7 +2039,7 @@
         </w:rPr>
         <w:t xml:space="preserve">© 2026 SeaVuria and ARES. This work is licensed under a </w:t>
       </w:r>
-      <w:hyperlink w:history="1" r:id="rIde3nf6efi8vre0-czzyudi">
+      <w:hyperlink w:history="1" r:id="rIdymyt8g3ulzl1n3tqjf2cr">
         <w:r>
           <w:rPr>
             <w:rFonts w:ascii="Arial" w:cs="Arial" w:eastAsia="Arial" w:hAnsi="Arial"/>
@@ -2831,7 +2059,7 @@
         </w:rPr>
         <w:t xml:space="preserve"> (</w:t>
       </w:r>
-      <w:hyperlink w:history="1" r:id="rIdtgg2vg5vdgt3lk3i9xw7e">
+      <w:hyperlink w:history="1" r:id="rIdndojx1oyy6w7g11xgta4p">
         <w:r>
           <w:rPr>
             <w:rFonts w:ascii="Arial" w:cs="Arial" w:eastAsia="Arial" w:hAnsi="Arial"/>
@@ -2851,7 +2079,7 @@
         </w:rPr>
         <w:t xml:space="preserve">). To view a copy of this license, visit </w:t>
       </w:r>
-      <w:hyperlink w:history="1" r:id="rIdj-zdbtgbm9onjuxm6bstq">
+      <w:hyperlink w:history="1" r:id="rIdqltnnyfatp_p76uhebg16">
         <w:r>
           <w:rPr>
             <w:rFonts w:ascii="Arial" w:cs="Arial" w:eastAsia="Arial" w:hAnsi="Arial"/>

--- a/data/outputs/v2/Biology/SS1.1_Cell_Structure/Biology_Cell_Structure_FinalExplanation.docx
+++ b/data/outputs/v2/Biology/SS1.1_Cell_Structure/Biology_Cell_Structure_FinalExplanation.docx
@@ -2039,7 +2039,7 @@
         </w:rPr>
         <w:t xml:space="preserve">© 2026 SeaVuria and ARES. This work is licensed under a </w:t>
       </w:r>
-      <w:hyperlink w:history="1" r:id="rIdymyt8g3ulzl1n3tqjf2cr">
+      <w:hyperlink w:history="1" r:id="rIdcyn-qwoavv2knt019ocvt">
         <w:r>
           <w:rPr>
             <w:rFonts w:ascii="Arial" w:cs="Arial" w:eastAsia="Arial" w:hAnsi="Arial"/>
@@ -2059,7 +2059,7 @@
         </w:rPr>
         <w:t xml:space="preserve"> (</w:t>
       </w:r>
-      <w:hyperlink w:history="1" r:id="rIdndojx1oyy6w7g11xgta4p">
+      <w:hyperlink w:history="1" r:id="rIdt0ugyj8pcmay6pa2rarrz">
         <w:r>
           <w:rPr>
             <w:rFonts w:ascii="Arial" w:cs="Arial" w:eastAsia="Arial" w:hAnsi="Arial"/>
@@ -2079,7 +2079,7 @@
         </w:rPr>
         <w:t xml:space="preserve">). To view a copy of this license, visit </w:t>
       </w:r>
-      <w:hyperlink w:history="1" r:id="rIdqltnnyfatp_p76uhebg16">
+      <w:hyperlink w:history="1" r:id="rIddzwypcrhxel5asvanpjeo">
         <w:r>
           <w:rPr>
             <w:rFonts w:ascii="Arial" w:cs="Arial" w:eastAsia="Arial" w:hAnsi="Arial"/>

--- a/data/outputs/v2/Biology/SS1.1_Cell_Structure/Biology_Cell_Structure_FinalExplanation.docx
+++ b/data/outputs/v2/Biology/SS1.1_Cell_Structure/Biology_Cell_Structure_FinalExplanation.docx
@@ -2039,7 +2039,7 @@
         </w:rPr>
         <w:t xml:space="preserve">© 2026 SeaVuria and ARES. This work is licensed under a </w:t>
       </w:r>
-      <w:hyperlink w:history="1" r:id="rIdcyn-qwoavv2knt019ocvt">
+      <w:hyperlink w:history="1" r:id="rIdk0zu1atwfrgprk8rp11j6">
         <w:r>
           <w:rPr>
             <w:rFonts w:ascii="Arial" w:cs="Arial" w:eastAsia="Arial" w:hAnsi="Arial"/>
@@ -2059,7 +2059,7 @@
         </w:rPr>
         <w:t xml:space="preserve"> (</w:t>
       </w:r>
-      <w:hyperlink w:history="1" r:id="rIdt0ugyj8pcmay6pa2rarrz">
+      <w:hyperlink w:history="1" r:id="rIdl1jh51dlqavxytcutiunp">
         <w:r>
           <w:rPr>
             <w:rFonts w:ascii="Arial" w:cs="Arial" w:eastAsia="Arial" w:hAnsi="Arial"/>
@@ -2079,7 +2079,7 @@
         </w:rPr>
         <w:t xml:space="preserve">). To view a copy of this license, visit </w:t>
       </w:r>
-      <w:hyperlink w:history="1" r:id="rIddzwypcrhxel5asvanpjeo">
+      <w:hyperlink w:history="1" r:id="rIdt21suxyevemfmfguhtvc2">
         <w:r>
           <w:rPr>
             <w:rFonts w:ascii="Arial" w:cs="Arial" w:eastAsia="Arial" w:hAnsi="Arial"/>

--- a/data/outputs/v2/Biology/SS1.1_Cell_Structure/Biology_Cell_Structure_FinalExplanation.docx
+++ b/data/outputs/v2/Biology/SS1.1_Cell_Structure/Biology_Cell_Structure_FinalExplanation.docx
@@ -2039,7 +2039,7 @@
         </w:rPr>
         <w:t xml:space="preserve">© 2026 SeaVuria and ARES. This work is licensed under a </w:t>
       </w:r>
-      <w:hyperlink w:history="1" r:id="rIdk0zu1atwfrgprk8rp11j6">
+      <w:hyperlink w:history="1" r:id="rIdrgh6qm1wmg8elur-4jut2">
         <w:r>
           <w:rPr>
             <w:rFonts w:ascii="Arial" w:cs="Arial" w:eastAsia="Arial" w:hAnsi="Arial"/>
@@ -2059,7 +2059,7 @@
         </w:rPr>
         <w:t xml:space="preserve"> (</w:t>
       </w:r>
-      <w:hyperlink w:history="1" r:id="rIdl1jh51dlqavxytcutiunp">
+      <w:hyperlink w:history="1" r:id="rIderipa_foivbwhkkw9jwol">
         <w:r>
           <w:rPr>
             <w:rFonts w:ascii="Arial" w:cs="Arial" w:eastAsia="Arial" w:hAnsi="Arial"/>
@@ -2079,7 +2079,7 @@
         </w:rPr>
         <w:t xml:space="preserve">). To view a copy of this license, visit </w:t>
       </w:r>
-      <w:hyperlink w:history="1" r:id="rIdt21suxyevemfmfguhtvc2">
+      <w:hyperlink w:history="1" r:id="rIdfm_nafmimuhfhor3s0f09">
         <w:r>
           <w:rPr>
             <w:rFonts w:ascii="Arial" w:cs="Arial" w:eastAsia="Arial" w:hAnsi="Arial"/>

--- a/data/outputs/v2/Biology/SS1.1_Cell_Structure/Biology_Cell_Structure_FinalExplanation.docx
+++ b/data/outputs/v2/Biology/SS1.1_Cell_Structure/Biology_Cell_Structure_FinalExplanation.docx
@@ -2039,7 +2039,7 @@
         </w:rPr>
         <w:t xml:space="preserve">© 2026 SeaVuria and ARES. This work is licensed under a </w:t>
       </w:r>
-      <w:hyperlink w:history="1" r:id="rIdrgh6qm1wmg8elur-4jut2">
+      <w:hyperlink w:history="1" r:id="rId6byqun3pyuz6xwobcorg7">
         <w:r>
           <w:rPr>
             <w:rFonts w:ascii="Arial" w:cs="Arial" w:eastAsia="Arial" w:hAnsi="Arial"/>
@@ -2059,7 +2059,7 @@
         </w:rPr>
         <w:t xml:space="preserve"> (</w:t>
       </w:r>
-      <w:hyperlink w:history="1" r:id="rIderipa_foivbwhkkw9jwol">
+      <w:hyperlink w:history="1" r:id="rIdfqu8t3gm1x_gpiatm1egw">
         <w:r>
           <w:rPr>
             <w:rFonts w:ascii="Arial" w:cs="Arial" w:eastAsia="Arial" w:hAnsi="Arial"/>
@@ -2079,7 +2079,7 @@
         </w:rPr>
         <w:t xml:space="preserve">). To view a copy of this license, visit </w:t>
       </w:r>
-      <w:hyperlink w:history="1" r:id="rIdfm_nafmimuhfhor3s0f09">
+      <w:hyperlink w:history="1" r:id="rId-0mkdih4id6cnkztwpy1a">
         <w:r>
           <w:rPr>
             <w:rFonts w:ascii="Arial" w:cs="Arial" w:eastAsia="Arial" w:hAnsi="Arial"/>

--- a/data/outputs/v2/Biology/SS1.1_Cell_Structure/Biology_Cell_Structure_FinalExplanation.docx
+++ b/data/outputs/v2/Biology/SS1.1_Cell_Structure/Biology_Cell_Structure_FinalExplanation.docx
@@ -4,6 +4,7 @@
   <w:body>
     <w:p>
       <w:pPr>
+        <w:keepNext w:val="false"/>
         <w:spacing w:after="30" w:before="0"/>
         <w:jc w:val="center"/>
       </w:pPr>
@@ -23,6 +24,7 @@
     </w:p>
     <w:p>
       <w:pPr>
+        <w:keepNext w:val="false"/>
         <w:spacing w:after="60" w:before="0"/>
         <w:jc w:val="center"/>
       </w:pPr>
@@ -81,6 +83,7 @@
           </w:tcPr>
           <w:p>
             <w:pPr>
+              <w:keepNext w:val="false"/>
               <w:spacing w:after="40" w:before="0"/>
               <w:jc w:val="center"/>
             </w:pPr>
@@ -116,6 +119,7 @@
           </w:tcPr>
           <w:p>
             <w:pPr>
+              <w:keepNext w:val="false"/>
               <w:spacing w:after="40" w:before="0"/>
               <w:jc w:val="center"/>
             </w:pPr>
@@ -150,6 +154,7 @@
           </w:tcPr>
           <w:p>
             <w:pPr>
+              <w:keepNext w:val="false"/>
               <w:spacing w:after="40" w:before="0"/>
               <w:jc w:val="left"/>
             </w:pPr>
@@ -182,6 +187,7 @@
           </w:tcPr>
           <w:p>
             <w:pPr>
+              <w:keepNext w:val="false"/>
               <w:spacing w:after="40" w:before="0"/>
               <w:jc w:val="left"/>
             </w:pPr>
@@ -216,6 +222,7 @@
           </w:tcPr>
           <w:p>
             <w:pPr>
+              <w:keepNext w:val="false"/>
               <w:spacing w:after="40" w:before="0"/>
               <w:jc w:val="left"/>
             </w:pPr>
@@ -248,6 +255,7 @@
           </w:tcPr>
           <w:p>
             <w:pPr>
+              <w:keepNext w:val="false"/>
               <w:spacing w:after="40" w:before="0"/>
               <w:jc w:val="left"/>
             </w:pPr>
@@ -282,6 +290,7 @@
           </w:tcPr>
           <w:p>
             <w:pPr>
+              <w:keepNext w:val="false"/>
               <w:spacing w:after="40" w:before="0"/>
               <w:jc w:val="left"/>
             </w:pPr>
@@ -314,6 +323,7 @@
           </w:tcPr>
           <w:p>
             <w:pPr>
+              <w:keepNext w:val="false"/>
               <w:spacing w:after="40" w:before="0"/>
               <w:jc w:val="left"/>
             </w:pPr>
@@ -374,6 +384,7 @@
           </w:tcPr>
           <w:p>
             <w:pPr>
+              <w:keepNext w:val="false"/>
               <w:spacing w:after="40" w:before="0"/>
               <w:jc w:val="center"/>
             </w:pPr>
@@ -408,6 +419,7 @@
           </w:tcPr>
           <w:p>
             <w:pPr>
+              <w:keepNext w:val="false"/>
               <w:spacing w:after="40" w:before="0"/>
               <w:jc w:val="left"/>
             </w:pPr>
@@ -467,6 +479,7 @@
           </w:tcPr>
           <w:p>
             <w:pPr>
+              <w:keepNext/>
               <w:spacing w:after="40" w:before="0"/>
               <w:jc w:val="center"/>
             </w:pPr>
@@ -501,6 +514,7 @@
           </w:tcPr>
           <w:p>
             <w:pPr>
+              <w:keepNext/>
               <w:spacing w:after="40" w:before="0"/>
               <w:jc w:val="left"/>
             </w:pPr>
@@ -538,6 +552,7 @@
           </w:tcPr>
           <w:p>
             <w:pPr>
+              <w:keepNext w:val="false"/>
               <w:spacing w:after="40" w:before="0"/>
               <w:jc w:val="left"/>
             </w:pPr>
@@ -597,6 +612,7 @@
           </w:tcPr>
           <w:p>
             <w:pPr>
+              <w:keepNext/>
               <w:spacing w:after="40" w:before="0"/>
               <w:jc w:val="center"/>
             </w:pPr>
@@ -631,6 +647,7 @@
           </w:tcPr>
           <w:p>
             <w:pPr>
+              <w:keepNext/>
               <w:spacing w:after="40" w:before="0"/>
               <w:jc w:val="left"/>
             </w:pPr>
@@ -668,6 +685,7 @@
           </w:tcPr>
           <w:p>
             <w:pPr>
+              <w:keepNext w:val="false"/>
               <w:spacing w:after="40" w:before="0"/>
               <w:jc w:val="left"/>
             </w:pPr>
@@ -727,6 +745,7 @@
           </w:tcPr>
           <w:p>
             <w:pPr>
+              <w:keepNext/>
               <w:spacing w:after="40" w:before="0"/>
               <w:jc w:val="center"/>
             </w:pPr>
@@ -761,6 +780,7 @@
           </w:tcPr>
           <w:p>
             <w:pPr>
+              <w:keepNext/>
               <w:spacing w:after="40" w:before="0"/>
               <w:jc w:val="left"/>
             </w:pPr>
@@ -798,6 +818,7 @@
           </w:tcPr>
           <w:p>
             <w:pPr>
+              <w:keepNext w:val="false"/>
               <w:spacing w:after="40" w:before="0"/>
               <w:jc w:val="left"/>
             </w:pPr>
@@ -857,6 +878,7 @@
           </w:tcPr>
           <w:p>
             <w:pPr>
+              <w:keepNext/>
               <w:spacing w:after="40" w:before="0"/>
               <w:jc w:val="center"/>
             </w:pPr>
@@ -891,6 +913,7 @@
           </w:tcPr>
           <w:p>
             <w:pPr>
+              <w:keepNext/>
               <w:spacing w:after="40" w:before="0"/>
               <w:jc w:val="left"/>
             </w:pPr>
@@ -928,6 +951,7 @@
           </w:tcPr>
           <w:p>
             <w:pPr>
+              <w:keepNext w:val="false"/>
               <w:spacing w:after="40" w:before="0"/>
               <w:jc w:val="left"/>
             </w:pPr>
@@ -987,6 +1011,7 @@
           </w:tcPr>
           <w:p>
             <w:pPr>
+              <w:keepNext/>
               <w:spacing w:after="40" w:before="0"/>
               <w:jc w:val="center"/>
             </w:pPr>
@@ -1021,6 +1046,7 @@
           </w:tcPr>
           <w:p>
             <w:pPr>
+              <w:keepNext/>
               <w:spacing w:after="40" w:before="0"/>
               <w:jc w:val="left"/>
             </w:pPr>
@@ -1058,6 +1084,7 @@
           </w:tcPr>
           <w:p>
             <w:pPr>
+              <w:keepNext w:val="false"/>
               <w:spacing w:after="40" w:before="0"/>
               <w:jc w:val="left"/>
             </w:pPr>
@@ -1121,6 +1148,7 @@
           </w:tcPr>
           <w:p>
             <w:pPr>
+              <w:keepNext w:val="false"/>
               <w:spacing w:after="40" w:before="0"/>
               <w:jc w:val="center"/>
             </w:pPr>
@@ -1155,6 +1183,7 @@
           </w:tcPr>
           <w:p>
             <w:pPr>
+              <w:keepNext w:val="false"/>
               <w:spacing w:after="40" w:before="0"/>
               <w:jc w:val="left"/>
             </w:pPr>
@@ -1187,6 +1216,7 @@
           </w:tcPr>
           <w:p>
             <w:pPr>
+              <w:keepNext w:val="false"/>
               <w:spacing w:after="40" w:before="0"/>
               <w:jc w:val="left"/>
             </w:pPr>
@@ -1219,6 +1249,7 @@
           </w:tcPr>
           <w:p>
             <w:pPr>
+              <w:keepNext w:val="false"/>
               <w:spacing w:after="40" w:before="0"/>
               <w:jc w:val="left"/>
             </w:pPr>
@@ -1251,6 +1282,7 @@
           </w:tcPr>
           <w:p>
             <w:pPr>
+              <w:keepNext w:val="false"/>
               <w:spacing w:after="40" w:before="0"/>
               <w:jc w:val="left"/>
             </w:pPr>
@@ -1285,6 +1317,7 @@
           </w:tcPr>
           <w:p>
             <w:pPr>
+              <w:keepNext w:val="false"/>
               <w:spacing w:after="40" w:before="0"/>
               <w:jc w:val="left"/>
             </w:pPr>
@@ -1317,6 +1350,7 @@
           </w:tcPr>
           <w:p>
             <w:pPr>
+              <w:keepNext w:val="false"/>
               <w:spacing w:after="40" w:before="0"/>
               <w:jc w:val="left"/>
             </w:pPr>
@@ -1349,6 +1383,7 @@
           </w:tcPr>
           <w:p>
             <w:pPr>
+              <w:keepNext w:val="false"/>
               <w:spacing w:after="40" w:before="0"/>
               <w:jc w:val="left"/>
             </w:pPr>
@@ -1381,6 +1416,7 @@
           </w:tcPr>
           <w:p>
             <w:pPr>
+              <w:keepNext w:val="false"/>
               <w:spacing w:after="40" w:before="0"/>
               <w:jc w:val="left"/>
             </w:pPr>
@@ -1415,6 +1451,7 @@
           </w:tcPr>
           <w:p>
             <w:pPr>
+              <w:keepNext w:val="false"/>
               <w:spacing w:after="40" w:before="0"/>
               <w:jc w:val="left"/>
             </w:pPr>
@@ -1447,6 +1484,7 @@
           </w:tcPr>
           <w:p>
             <w:pPr>
+              <w:keepNext w:val="false"/>
               <w:spacing w:after="40" w:before="0"/>
               <w:jc w:val="left"/>
             </w:pPr>
@@ -1479,6 +1517,7 @@
           </w:tcPr>
           <w:p>
             <w:pPr>
+              <w:keepNext w:val="false"/>
               <w:spacing w:after="40" w:before="0"/>
               <w:jc w:val="left"/>
             </w:pPr>
@@ -1511,6 +1550,7 @@
           </w:tcPr>
           <w:p>
             <w:pPr>
+              <w:keepNext w:val="false"/>
               <w:spacing w:after="40" w:before="0"/>
               <w:jc w:val="left"/>
             </w:pPr>
@@ -1545,6 +1585,7 @@
           </w:tcPr>
           <w:p>
             <w:pPr>
+              <w:keepNext w:val="false"/>
               <w:spacing w:after="40" w:before="0"/>
               <w:jc w:val="left"/>
             </w:pPr>
@@ -1577,6 +1618,7 @@
           </w:tcPr>
           <w:p>
             <w:pPr>
+              <w:keepNext w:val="false"/>
               <w:spacing w:after="40" w:before="0"/>
               <w:jc w:val="left"/>
             </w:pPr>
@@ -1609,6 +1651,7 @@
           </w:tcPr>
           <w:p>
             <w:pPr>
+              <w:keepNext w:val="false"/>
               <w:spacing w:after="40" w:before="0"/>
               <w:jc w:val="left"/>
             </w:pPr>
@@ -1641,6 +1684,7 @@
           </w:tcPr>
           <w:p>
             <w:pPr>
+              <w:keepNext w:val="false"/>
               <w:spacing w:after="40" w:before="0"/>
               <w:jc w:val="left"/>
             </w:pPr>
@@ -1675,6 +1719,7 @@
           </w:tcPr>
           <w:p>
             <w:pPr>
+              <w:keepNext w:val="false"/>
               <w:spacing w:after="40" w:before="0"/>
               <w:jc w:val="left"/>
             </w:pPr>
@@ -1707,6 +1752,7 @@
           </w:tcPr>
           <w:p>
             <w:pPr>
+              <w:keepNext w:val="false"/>
               <w:spacing w:after="40" w:before="0"/>
               <w:jc w:val="left"/>
             </w:pPr>
@@ -1739,6 +1785,7 @@
           </w:tcPr>
           <w:p>
             <w:pPr>
+              <w:keepNext w:val="false"/>
               <w:spacing w:after="40" w:before="0"/>
               <w:jc w:val="left"/>
             </w:pPr>
@@ -1771,6 +1818,7 @@
           </w:tcPr>
           <w:p>
             <w:pPr>
+              <w:keepNext w:val="false"/>
               <w:spacing w:after="40" w:before="0"/>
               <w:jc w:val="left"/>
             </w:pPr>
@@ -1805,6 +1853,7 @@
           </w:tcPr>
           <w:p>
             <w:pPr>
+              <w:keepNext w:val="false"/>
               <w:spacing w:after="40" w:before="0"/>
               <w:jc w:val="left"/>
             </w:pPr>
@@ -1837,6 +1886,7 @@
           </w:tcPr>
           <w:p>
             <w:pPr>
+              <w:keepNext w:val="false"/>
               <w:spacing w:after="40" w:before="0"/>
               <w:jc w:val="left"/>
             </w:pPr>
@@ -1869,6 +1919,7 @@
           </w:tcPr>
           <w:p>
             <w:pPr>
+              <w:keepNext w:val="false"/>
               <w:spacing w:after="40" w:before="0"/>
               <w:jc w:val="left"/>
             </w:pPr>
@@ -1901,6 +1952,7 @@
           </w:tcPr>
           <w:p>
             <w:pPr>
+              <w:keepNext w:val="false"/>
               <w:spacing w:after="40" w:before="0"/>
               <w:jc w:val="left"/>
             </w:pPr>
@@ -2039,7 +2091,7 @@
         </w:rPr>
         <w:t xml:space="preserve">© 2026 SeaVuria and ARES. This work is licensed under a </w:t>
       </w:r>
-      <w:hyperlink w:history="1" r:id="rId6byqun3pyuz6xwobcorg7">
+      <w:hyperlink w:history="1" r:id="rId91xxkd27nnh_nbieu6x2w">
         <w:r>
           <w:rPr>
             <w:rFonts w:ascii="Arial" w:cs="Arial" w:eastAsia="Arial" w:hAnsi="Arial"/>
@@ -2059,7 +2111,7 @@
         </w:rPr>
         <w:t xml:space="preserve"> (</w:t>
       </w:r>
-      <w:hyperlink w:history="1" r:id="rIdfqu8t3gm1x_gpiatm1egw">
+      <w:hyperlink w:history="1" r:id="rId5fuq7jhf05xphuf729ghr">
         <w:r>
           <w:rPr>
             <w:rFonts w:ascii="Arial" w:cs="Arial" w:eastAsia="Arial" w:hAnsi="Arial"/>
@@ -2079,7 +2131,7 @@
         </w:rPr>
         <w:t xml:space="preserve">). To view a copy of this license, visit </w:t>
       </w:r>
-      <w:hyperlink w:history="1" r:id="rId-0mkdih4id6cnkztwpy1a">
+      <w:hyperlink w:history="1" r:id="rIdbrmuvixa4guxmivlzyyhv">
         <w:r>
           <w:rPr>
             <w:rFonts w:ascii="Arial" w:cs="Arial" w:eastAsia="Arial" w:hAnsi="Arial"/>

--- a/data/outputs/v2/Biology/SS1.1_Cell_Structure/Biology_Cell_Structure_FinalExplanation.docx
+++ b/data/outputs/v2/Biology/SS1.1_Cell_Structure/Biology_Cell_Structure_FinalExplanation.docx
@@ -2091,7 +2091,7 @@
         </w:rPr>
         <w:t xml:space="preserve">© 2026 SeaVuria and ARES. This work is licensed under a </w:t>
       </w:r>
-      <w:hyperlink w:history="1" r:id="rId91xxkd27nnh_nbieu6x2w">
+      <w:hyperlink w:history="1" r:id="rIdsxpzvcadzer1iev9tfwxu">
         <w:r>
           <w:rPr>
             <w:rFonts w:ascii="Arial" w:cs="Arial" w:eastAsia="Arial" w:hAnsi="Arial"/>
@@ -2111,7 +2111,7 @@
         </w:rPr>
         <w:t xml:space="preserve"> (</w:t>
       </w:r>
-      <w:hyperlink w:history="1" r:id="rId5fuq7jhf05xphuf729ghr">
+      <w:hyperlink w:history="1" r:id="rIdnu3rz3n2sbekxm4okidd5">
         <w:r>
           <w:rPr>
             <w:rFonts w:ascii="Arial" w:cs="Arial" w:eastAsia="Arial" w:hAnsi="Arial"/>
@@ -2131,7 +2131,7 @@
         </w:rPr>
         <w:t xml:space="preserve">). To view a copy of this license, visit </w:t>
       </w:r>
-      <w:hyperlink w:history="1" r:id="rIdbrmuvixa4guxmivlzyyhv">
+      <w:hyperlink w:history="1" r:id="rIdutqqmmkpfjw-vd9h7hi1e">
         <w:r>
           <w:rPr>
             <w:rFonts w:ascii="Arial" w:cs="Arial" w:eastAsia="Arial" w:hAnsi="Arial"/>
